--- a/res/SIO2PC_Build_Instructions.docx
+++ b/res/SIO2PC_Build_Instructions.docx
@@ -1,12 +1,11 @@
 
 <file path=word/document.xml><?xml version="1.0" encoding="utf-8"?>
-<w:document xmlns:o="urn:schemas-microsoft-com:office:office" xmlns:r="http://schemas.openxmlformats.org/officeDocument/2006/relationships" xmlns:v="urn:schemas-microsoft-com:vml" xmlns:w="http://schemas.openxmlformats.org/wordprocessingml/2006/main" xmlns:w10="urn:schemas-microsoft-com:office:word" xmlns:wp="http://schemas.openxmlformats.org/drawingml/2006/wordprocessingDrawing" xmlns:wps="http://schemas.microsoft.com/office/word/2010/wordprocessingShape" xmlns:wpg="http://schemas.microsoft.com/office/word/2010/wordprocessingGroup" xmlns:mc="http://schemas.openxmlformats.org/markup-compatibility/2006" xmlns:wp14="http://schemas.microsoft.com/office/word/2010/wordprocessingDrawing" xmlns:w14="http://schemas.microsoft.com/office/word/2010/wordml" xmlns:w15="http://schemas.microsoft.com/office/word/2012/wordml" mc:Ignorable="w14 wp14 w15">
+<w:document xmlns:o="urn:schemas-microsoft-com:office:office" xmlns:r="http://schemas.openxmlformats.org/officeDocument/2006/relationships" xmlns:v="urn:schemas-microsoft-com:vml" xmlns:w="http://schemas.openxmlformats.org/wordprocessingml/2006/main" xmlns:w10="urn:schemas-microsoft-com:office:word" xmlns:wp="http://schemas.openxmlformats.org/drawingml/2006/wordprocessingDrawing" xmlns:pic="http://schemas.openxmlformats.org/drawingml/2006/picture" xmlns:wps="http://schemas.microsoft.com/office/word/2010/wordprocessingShape" xmlns:wpg="http://schemas.microsoft.com/office/word/2010/wordprocessingGroup" xmlns:mc="http://schemas.openxmlformats.org/markup-compatibility/2006" xmlns:wp14="http://schemas.microsoft.com/office/word/2010/wordprocessingDrawing" xmlns:w14="http://schemas.microsoft.com/office/word/2010/wordml" xmlns:w15="http://schemas.microsoft.com/office/word/2012/wordml" mc:Ignorable="w14 wp14 w15">
   <w:body>
     <w:p>
       <w:pPr>
         <w:pStyle w:val="Normal"/>
         <w:rPr>
-          <w:b/>
           <w:b/>
           <w:sz w:val="28"/>
           <w:u w:val="single"/>
@@ -18,23 +17,7 @@
           <w:sz w:val="28"/>
           <w:u w:val="single"/>
         </w:rPr>
-        <w:t>Atari SIO2PC Build Instructions for AspeQt (2k2</w:t>
-      </w:r>
-      <w:r>
-        <w:rPr>
-          <w:b/>
-          <w:sz w:val="28"/>
-          <w:u w:val="single"/>
-        </w:rPr>
-        <w:t>4</w:t>
-      </w:r>
-      <w:r>
-        <w:rPr>
-          <w:b/>
-          <w:sz w:val="28"/>
-          <w:u w:val="single"/>
-        </w:rPr>
-        <w:t>)</w:t>
+        <w:t>Atari SIO2PC Build Instructions for AspeQt-2K26</w:t>
       </w:r>
     </w:p>
     <w:p>
@@ -57,7 +40,7 @@
       </w:r>
       <w:r>
         <w:rPr>
-          <w:rStyle w:val="InternetLink"/>
+          <w:rStyle w:val="Hyperlink"/>
           <w:sz w:val="20"/>
           <w:b/>
           <w:szCs w:val="20"/>
@@ -67,7 +50,7 @@
       </w:r>
       <w:r>
         <w:rPr>
-          <w:rStyle w:val="InternetLink"/>
+          <w:rStyle w:val="Hyperlink"/>
           <w:sz w:val="20"/>
           <w:b/>
           <w:szCs w:val="20"/>
@@ -77,7 +60,7 @@
       </w:r>
       <w:r>
         <w:rPr>
-          <w:rStyle w:val="InternetLink"/>
+          <w:rStyle w:val="Hyperlink"/>
           <w:b/>
           <w:bCs/>
           <w:sz w:val="20"/>
@@ -87,7 +70,7 @@
       </w:r>
       <w:r>
         <w:rPr>
-          <w:rStyle w:val="InternetLink"/>
+          <w:rStyle w:val="Hyperlink"/>
           <w:sz w:val="20"/>
           <w:b/>
           <w:szCs w:val="20"/>
@@ -112,9 +95,8 @@
         <w:pStyle w:val="Normal"/>
         <w:rPr>
           <w:b/>
-          <w:b/>
           <w:bCs/>
-          <w:color w:val="0563C1" w:themeColor="hyperlink"/>
+          <w:color w:themeColor="hyperlink" w:val="0563C1"/>
           <w:sz w:val="20"/>
           <w:szCs w:val="20"/>
           <w:u w:val="single"/>
@@ -139,7 +121,7 @@
       <w:hyperlink r:id="rId2">
         <w:r>
           <w:rPr>
-            <w:rStyle w:val="InternetLink"/>
+            <w:rStyle w:val="Hyperlink"/>
             <w:b/>
             <w:bCs/>
             <w:sz w:val="20"/>
@@ -150,7 +132,7 @@
       </w:hyperlink>
       <w:r>
         <w:rPr>
-          <w:rStyle w:val="InternetLink"/>
+          <w:rStyle w:val="Hyperlink"/>
           <w:b/>
           <w:bCs/>
           <w:sz w:val="20"/>
@@ -164,9 +146,8 @@
         <w:pStyle w:val="Normal"/>
         <w:rPr>
           <w:b/>
-          <w:b/>
           <w:bCs/>
-          <w:color w:val="0563C1" w:themeColor="hyperlink"/>
+          <w:color w:themeColor="hyperlink" w:val="0563C1"/>
           <w:sz w:val="20"/>
           <w:szCs w:val="20"/>
           <w:u w:val="single"/>
@@ -176,7 +157,7 @@
         <w:rPr>
           <w:b/>
           <w:bCs/>
-          <w:color w:val="0563C1" w:themeColor="hyperlink"/>
+          <w:color w:themeColor="hyperlink" w:val="0563C1"/>
           <w:sz w:val="20"/>
           <w:szCs w:val="20"/>
           <w:u w:val="single"/>
@@ -196,6 +177,24 @@
           <w:sz w:val="24"/>
           <w:u w:val="single"/>
         </w:rPr>
+      </w:r>
+      <w:r>
+        <w:br w:type="page"/>
+      </w:r>
+    </w:p>
+    <w:p>
+      <w:pPr>
+        <w:pStyle w:val="Normal"/>
+        <w:rPr>
+          <w:sz w:val="24"/>
+          <w:u w:val="single"/>
+        </w:rPr>
+      </w:pPr>
+      <w:r>
+        <w:rPr>
+          <w:sz w:val="24"/>
+          <w:u w:val="single"/>
+        </w:rPr>
         <w:t>SIO2PC Cable Using USB-TTL PL2303TA Chipset</w:t>
       </w:r>
     </w:p>
@@ -203,7 +202,6 @@
       <w:pPr>
         <w:pStyle w:val="Normal"/>
         <w:rPr>
-          <w:b/>
           <w:b/>
           <w:bCs/>
           <w:sz w:val="24"/>
@@ -252,7 +250,6 @@
       <w:pPr>
         <w:pStyle w:val="Normal"/>
         <w:rPr>
-          <w:b/>
           <w:b/>
           <w:bCs/>
           <w:sz w:val="24"/>
@@ -325,6 +322,7 @@
                     <a:prstGeom prst="rect">
                       <a:avLst/>
                     </a:prstGeom>
+                    <a:noFill/>
                   </pic:spPr>
                 </pic:pic>
               </a:graphicData>
@@ -370,6 +368,7 @@
                     <a:prstGeom prst="rect">
                       <a:avLst/>
                     </a:prstGeom>
+                    <a:noFill/>
                   </pic:spPr>
                 </pic:pic>
               </a:graphicData>
@@ -411,7 +410,7 @@
         <mc:AlternateContent>
           <mc:Choice Requires="wps">
             <w:drawing>
-              <wp:anchor behindDoc="0" distT="19050" distB="45085" distL="19050" distR="19050" simplePos="0" locked="0" layoutInCell="0" allowOverlap="1" relativeHeight="10" wp14:anchorId="22C767D8">
+              <wp:anchor behindDoc="0" distT="15875" distB="16510" distL="10160" distR="6350" simplePos="0" locked="0" layoutInCell="1" allowOverlap="1" relativeHeight="10" wp14:anchorId="22C767D8">
                 <wp:simplePos x="0" y="0"/>
                 <wp:positionH relativeFrom="column">
                   <wp:posOffset>1435735</wp:posOffset>
@@ -525,7 +524,7 @@
         <mc:AlternateContent>
           <mc:Choice Requires="wps">
             <w:drawing>
-              <wp:anchor behindDoc="0" distT="19050" distB="32385" distL="0" distR="43180" simplePos="0" locked="0" layoutInCell="0" allowOverlap="1" relativeHeight="9" wp14:anchorId="297619AC">
+              <wp:anchor behindDoc="0" distT="16510" distB="15875" distL="6350" distR="10160" simplePos="0" locked="0" layoutInCell="1" allowOverlap="1" relativeHeight="9" wp14:anchorId="297619AC">
                 <wp:simplePos x="0" y="0"/>
                 <wp:positionH relativeFrom="column">
                   <wp:posOffset>1465580</wp:posOffset>
@@ -614,7 +613,7 @@
         <mc:AlternateContent>
           <mc:Choice Requires="wps">
             <w:drawing>
-              <wp:anchor behindDoc="0" distT="0" distB="15875" distL="0" distR="11430" simplePos="0" locked="0" layoutInCell="0" allowOverlap="1" relativeHeight="11" wp14:anchorId="31D531A6">
+              <wp:anchor behindDoc="0" distT="7620" distB="6350" distL="6350" distR="6985" simplePos="0" locked="0" layoutInCell="1" allowOverlap="1" relativeHeight="11" wp14:anchorId="31D531A6">
                 <wp:simplePos x="0" y="0"/>
                 <wp:positionH relativeFrom="column">
                   <wp:posOffset>1471930</wp:posOffset>
@@ -829,6 +828,24 @@
           <w:sz w:val="24"/>
           <w:u w:val="single"/>
         </w:rPr>
+      </w:r>
+      <w:r>
+        <w:br w:type="page"/>
+      </w:r>
+    </w:p>
+    <w:p>
+      <w:pPr>
+        <w:pStyle w:val="Normal"/>
+        <w:rPr>
+          <w:sz w:val="24"/>
+          <w:u w:val="single"/>
+        </w:rPr>
+      </w:pPr>
+      <w:r>
+        <w:rPr>
+          <w:sz w:val="24"/>
+          <w:u w:val="single"/>
+        </w:rPr>
         <w:t>SIO2PC Cable Using USB-TTL FTDI FT232RL Chipset</w:t>
       </w:r>
     </w:p>
@@ -836,7 +853,6 @@
       <w:pPr>
         <w:pStyle w:val="Normal"/>
         <w:rPr>
-          <w:b/>
           <w:b/>
           <w:bCs/>
         </w:rPr>
@@ -938,6 +954,7 @@
                     <a:prstGeom prst="rect">
                       <a:avLst/>
                     </a:prstGeom>
+                    <a:noFill/>
                   </pic:spPr>
                 </pic:pic>
               </a:graphicData>
@@ -983,6 +1000,7 @@
                     <a:prstGeom prst="rect">
                       <a:avLst/>
                     </a:prstGeom>
+                    <a:noFill/>
                   </pic:spPr>
                 </pic:pic>
               </a:graphicData>
@@ -1020,7 +1038,7 @@
         <mc:AlternateContent>
           <mc:Choice Requires="wps">
             <w:drawing>
-              <wp:anchor behindDoc="0" distT="19050" distB="45085" distL="19050" distR="14605" simplePos="0" locked="0" layoutInCell="0" allowOverlap="1" relativeHeight="12" wp14:anchorId="5F258393">
+              <wp:anchor behindDoc="0" distT="15875" distB="16510" distL="10160" distR="6350" simplePos="0" locked="0" layoutInCell="1" allowOverlap="1" relativeHeight="12" wp14:anchorId="5F258393">
                 <wp:simplePos x="0" y="0"/>
                 <wp:positionH relativeFrom="column">
                   <wp:posOffset>1371600</wp:posOffset>
@@ -1131,7 +1149,7 @@
                   <a:graphicData uri="http://schemas.openxmlformats.org/drawingml/2006/picture">
                     <pic:pic xmlns:pic="http://schemas.openxmlformats.org/drawingml/2006/picture">
                       <pic:nvPicPr>
-                        <pic:cNvPr id="0" name="Picture 4" descr=""/>
+                        <pic:cNvPr id="10" name="Picture 4" descr=""/>
                         <pic:cNvPicPr/>
                       </pic:nvPicPr>
                       <pic:blipFill>
@@ -1146,6 +1164,7 @@
                         <a:prstGeom prst="rect">
                           <a:avLst/>
                         </a:prstGeom>
+                        <a:noFill/>
                         <a:ln w="0">
                           <a:noFill/>
                         </a:ln>
@@ -1210,7 +1229,7 @@
           <wp:inline distT="0" distB="0" distL="0" distR="0">
             <wp:extent cx="2319655" cy="182880"/>
             <wp:effectExtent l="0" t="0" r="0" b="0"/>
-            <wp:docPr id="10" name="Picture 17" descr=""/>
+            <wp:docPr id="11" name="Picture 17" descr=""/>
             <wp:cNvGraphicFramePr>
               <a:graphicFrameLocks xmlns:a="http://schemas.openxmlformats.org/drawingml/2006/main" noChangeAspect="1"/>
             </wp:cNvGraphicFramePr>
@@ -1218,7 +1237,7 @@
               <a:graphicData uri="http://schemas.openxmlformats.org/drawingml/2006/picture">
                 <pic:pic xmlns:pic="http://schemas.openxmlformats.org/drawingml/2006/picture">
                   <pic:nvPicPr>
-                    <pic:cNvPr id="10" name="Picture 17" descr=""/>
+                    <pic:cNvPr id="11" name="Picture 17" descr=""/>
                     <pic:cNvPicPr>
                       <a:picLocks noChangeAspect="1" noChangeArrowheads="1"/>
                     </pic:cNvPicPr>
@@ -1237,6 +1256,7 @@
                     <a:prstGeom prst="rect">
                       <a:avLst/>
                     </a:prstGeom>
+                    <a:noFill/>
                   </pic:spPr>
                 </pic:pic>
               </a:graphicData>
@@ -1278,7 +1298,7 @@
           <wp:inline distT="0" distB="0" distL="0" distR="0">
             <wp:extent cx="2328545" cy="94615"/>
             <wp:effectExtent l="0" t="0" r="0" b="0"/>
-            <wp:docPr id="11" name="Picture 15" descr=""/>
+            <wp:docPr id="12" name="Picture 15" descr=""/>
             <wp:cNvGraphicFramePr>
               <a:graphicFrameLocks xmlns:a="http://schemas.openxmlformats.org/drawingml/2006/main" noChangeAspect="1"/>
             </wp:cNvGraphicFramePr>
@@ -1286,7 +1306,7 @@
               <a:graphicData uri="http://schemas.openxmlformats.org/drawingml/2006/picture">
                 <pic:pic xmlns:pic="http://schemas.openxmlformats.org/drawingml/2006/picture">
                   <pic:nvPicPr>
-                    <pic:cNvPr id="11" name="Picture 15" descr=""/>
+                    <pic:cNvPr id="12" name="Picture 15" descr=""/>
                     <pic:cNvPicPr>
                       <a:picLocks noChangeAspect="1" noChangeArrowheads="1"/>
                     </pic:cNvPicPr>
@@ -1305,6 +1325,7 @@
                     <a:prstGeom prst="rect">
                       <a:avLst/>
                     </a:prstGeom>
+                    <a:noFill/>
                   </pic:spPr>
                 </pic:pic>
               </a:graphicData>
@@ -1805,6 +1826,7 @@
     <w:rsid w:val="00b61221"/>
     <w:pPr>
       <w:widowControl/>
+      <w:suppressAutoHyphens w:val="true"/>
       <w:bidi w:val="0"/>
       <w:spacing w:lineRule="auto" w:line="259" w:before="0" w:after="160"/>
       <w:jc w:val="left"/>
@@ -1826,14 +1848,14 @@
     <w:qFormat/>
     <w:rPr/>
   </w:style>
-  <w:style w:type="character" w:styleId="InternetLink">
+  <w:style w:type="character" w:styleId="Hyperlink">
     <w:name w:val="Hyperlink"/>
     <w:basedOn w:val="DefaultParagraphFont"/>
     <w:uiPriority w:val="99"/>
     <w:unhideWhenUsed/>
     <w:rsid w:val="000e0ad0"/>
     <w:rPr>
-      <w:color w:val="0563C1" w:themeColor="hyperlink"/>
+      <w:color w:themeColor="hyperlink" w:val="0563C1"/>
       <w:u w:val="single"/>
     </w:rPr>
   </w:style>
@@ -1853,7 +1875,7 @@
   <w:style w:type="paragraph" w:styleId="Heading">
     <w:name w:val="Heading"/>
     <w:basedOn w:val="Normal"/>
-    <w:next w:val="TextBody"/>
+    <w:next w:val="BodyText"/>
     <w:qFormat/>
     <w:pPr>
       <w:keepNext w:val="true"/>
@@ -1865,7 +1887,7 @@
       <w:szCs w:val="28"/>
     </w:rPr>
   </w:style>
-  <w:style w:type="paragraph" w:styleId="TextBody">
+  <w:style w:type="paragraph" w:styleId="BodyText">
     <w:name w:val="Body Text"/>
     <w:basedOn w:val="Normal"/>
     <w:pPr>
@@ -1875,14 +1897,14 @@
   </w:style>
   <w:style w:type="paragraph" w:styleId="List">
     <w:name w:val="List"/>
-    <w:basedOn w:val="TextBody"/>
+    <w:basedOn w:val="BodyText"/>
     <w:pPr/>
     <w:rPr>
       <w:rFonts w:cs="Lohit Devanagari"/>
     </w:rPr>
   </w:style>
   <w:style w:type="paragraph" w:styleId="Caption">
-    <w:name w:val="Caption"/>
+    <w:name w:val="caption"/>
     <w:basedOn w:val="Normal"/>
     <w:qFormat/>
     <w:pPr>
@@ -1933,161 +1955,97 @@
 </file>
 
 <file path=word/theme/theme1.xml><?xml version="1.0" encoding="utf-8"?>
-<a:theme xmlns:a="http://schemas.openxmlformats.org/drawingml/2006/main" name="Office Theme">
+<a:theme xmlns:a="http://schemas.openxmlformats.org/drawingml/2006/main" xmlns:r="http://schemas.openxmlformats.org/officeDocument/2006/relationships" name="Office Theme">
   <a:themeElements>
     <a:clrScheme name="Office">
       <a:dk1>
-        <a:sysClr val="windowText" lastClr="000000"/>
+        <a:srgbClr val="000000"/>
       </a:dk1>
       <a:lt1>
-        <a:sysClr val="window" lastClr="FFFFFF"/>
+        <a:srgbClr val="ffffff"/>
       </a:lt1>
       <a:dk2>
-        <a:srgbClr val="44546A"/>
+        <a:srgbClr val="44546a"/>
       </a:dk2>
       <a:lt2>
-        <a:srgbClr val="E7E6E6"/>
+        <a:srgbClr val="e7e6e6"/>
       </a:lt2>
       <a:accent1>
-        <a:srgbClr val="5B9BD5"/>
+        <a:srgbClr val="5b9bd5"/>
       </a:accent1>
       <a:accent2>
-        <a:srgbClr val="ED7D31"/>
+        <a:srgbClr val="ed7d31"/>
       </a:accent2>
       <a:accent3>
-        <a:srgbClr val="A5A5A5"/>
+        <a:srgbClr val="a5a5a5"/>
       </a:accent3>
       <a:accent4>
-        <a:srgbClr val="FFC000"/>
+        <a:srgbClr val="ffc000"/>
       </a:accent4>
       <a:accent5>
-        <a:srgbClr val="4472C4"/>
+        <a:srgbClr val="4472c4"/>
       </a:accent5>
       <a:accent6>
-        <a:srgbClr val="70AD47"/>
+        <a:srgbClr val="70ad47"/>
       </a:accent6>
       <a:hlink>
-        <a:srgbClr val="0563C1"/>
+        <a:srgbClr val="0563c1"/>
       </a:hlink>
       <a:folHlink>
-        <a:srgbClr val="954F72"/>
+        <a:srgbClr val="954f72"/>
       </a:folHlink>
     </a:clrScheme>
     <a:fontScheme name="Office">
       <a:majorFont>
-        <a:latin typeface="Calibri Light" panose="020F0302020204030204"/>
+        <a:latin typeface="Calibri Light" panose="020F0302020204030204" pitchFamily="0" charset="1"/>
         <a:ea typeface=""/>
         <a:cs typeface=""/>
-        <a:font script="Jpan" typeface="ＭＳ ゴシック"/>
-        <a:font script="Hang" typeface="맑은 고딕"/>
-        <a:font script="Hans" typeface="宋体"/>
-        <a:font script="Hant" typeface="新細明體"/>
-        <a:font script="Arab" typeface="Times New Roman"/>
-        <a:font script="Hebr" typeface="Times New Roman"/>
-        <a:font script="Thai" typeface="Angsana New"/>
-        <a:font script="Ethi" typeface="Nyala"/>
-        <a:font script="Beng" typeface="Vrinda"/>
-        <a:font script="Gujr" typeface="Shruti"/>
-        <a:font script="Khmr" typeface="MoolBoran"/>
-        <a:font script="Knda" typeface="Tunga"/>
-        <a:font script="Guru" typeface="Raavi"/>
-        <a:font script="Cans" typeface="Euphemia"/>
-        <a:font script="Cher" typeface="Plantagenet Cherokee"/>
-        <a:font script="Yiii" typeface="Microsoft Yi Baiti"/>
-        <a:font script="Tibt" typeface="Microsoft Himalaya"/>
-        <a:font script="Thaa" typeface="MV Boli"/>
-        <a:font script="Deva" typeface="Mangal"/>
-        <a:font script="Telu" typeface="Gautami"/>
-        <a:font script="Taml" typeface="Latha"/>
-        <a:font script="Syrc" typeface="Estrangelo Edessa"/>
-        <a:font script="Orya" typeface="Kalinga"/>
-        <a:font script="Mlym" typeface="Kartika"/>
-        <a:font script="Laoo" typeface="DokChampa"/>
-        <a:font script="Sinh" typeface="Iskoola Pota"/>
-        <a:font script="Mong" typeface="Mongolian Baiti"/>
-        <a:font script="Viet" typeface="Times New Roman"/>
-        <a:font script="Uigh" typeface="Microsoft Uighur"/>
-        <a:font script="Geor" typeface="Sylfaen"/>
       </a:majorFont>
       <a:minorFont>
-        <a:latin typeface="Calibri" panose="020F0502020204030204"/>
+        <a:latin typeface="Calibri" panose="020F0502020204030204" pitchFamily="0" charset="1"/>
         <a:ea typeface=""/>
         <a:cs typeface=""/>
-        <a:font script="Jpan" typeface="ＭＳ 明朝"/>
-        <a:font script="Hang" typeface="맑은 고딕"/>
-        <a:font script="Hans" typeface="宋体"/>
-        <a:font script="Hant" typeface="新細明體"/>
-        <a:font script="Arab" typeface="Arial"/>
-        <a:font script="Hebr" typeface="Arial"/>
-        <a:font script="Thai" typeface="Cordia New"/>
-        <a:font script="Ethi" typeface="Nyala"/>
-        <a:font script="Beng" typeface="Vrinda"/>
-        <a:font script="Gujr" typeface="Shruti"/>
-        <a:font script="Khmr" typeface="DaunPenh"/>
-        <a:font script="Knda" typeface="Tunga"/>
-        <a:font script="Guru" typeface="Raavi"/>
-        <a:font script="Cans" typeface="Euphemia"/>
-        <a:font script="Cher" typeface="Plantagenet Cherokee"/>
-        <a:font script="Yiii" typeface="Microsoft Yi Baiti"/>
-        <a:font script="Tibt" typeface="Microsoft Himalaya"/>
-        <a:font script="Thaa" typeface="MV Boli"/>
-        <a:font script="Deva" typeface="Mangal"/>
-        <a:font script="Telu" typeface="Gautami"/>
-        <a:font script="Taml" typeface="Latha"/>
-        <a:font script="Syrc" typeface="Estrangelo Edessa"/>
-        <a:font script="Orya" typeface="Kalinga"/>
-        <a:font script="Mlym" typeface="Kartika"/>
-        <a:font script="Laoo" typeface="DokChampa"/>
-        <a:font script="Sinh" typeface="Iskoola Pota"/>
-        <a:font script="Mong" typeface="Mongolian Baiti"/>
-        <a:font script="Viet" typeface="Arial"/>
-        <a:font script="Uigh" typeface="Microsoft Uighur"/>
-        <a:font script="Geor" typeface="Sylfaen"/>
       </a:minorFont>
     </a:fontScheme>
-    <a:fmtScheme name="Office">
+    <a:fmtScheme>
       <a:fillStyleLst>
         <a:solidFill>
           <a:schemeClr val="phClr"/>
         </a:solidFill>
-        <a:gradFill rotWithShape="1">
+        <a:gradFill>
           <a:gsLst>
             <a:gs pos="0">
               <a:schemeClr val="phClr">
                 <a:lumMod val="110000"/>
-                <a:satMod val="105000"/>
                 <a:tint val="67000"/>
               </a:schemeClr>
             </a:gs>
             <a:gs pos="50000">
               <a:schemeClr val="phClr">
                 <a:lumMod val="105000"/>
-                <a:satMod val="103000"/>
                 <a:tint val="73000"/>
               </a:schemeClr>
             </a:gs>
             <a:gs pos="100000">
               <a:schemeClr val="phClr">
                 <a:lumMod val="105000"/>
-                <a:satMod val="109000"/>
                 <a:tint val="81000"/>
               </a:schemeClr>
             </a:gs>
           </a:gsLst>
           <a:lin ang="5400000" scaled="0"/>
+          <a:tileRect l="0" t="0" r="0" b="0"/>
         </a:gradFill>
-        <a:gradFill rotWithShape="1">
+        <a:gradFill>
           <a:gsLst>
             <a:gs pos="0">
               <a:schemeClr val="phClr">
-                <a:satMod val="103000"/>
                 <a:lumMod val="102000"/>
                 <a:tint val="94000"/>
               </a:schemeClr>
             </a:gs>
             <a:gs pos="50000">
               <a:schemeClr val="phClr">
-                <a:satMod val="110000"/>
                 <a:lumMod val="100000"/>
                 <a:shade val="100000"/>
               </a:schemeClr>
@@ -2095,33 +2053,24 @@
             <a:gs pos="100000">
               <a:schemeClr val="phClr">
                 <a:lumMod val="99000"/>
-                <a:satMod val="120000"/>
                 <a:shade val="78000"/>
               </a:schemeClr>
             </a:gs>
           </a:gsLst>
           <a:lin ang="5400000" scaled="0"/>
+          <a:tileRect l="0" t="0" r="0" b="0"/>
         </a:gradFill>
       </a:fillStyleLst>
       <a:lnStyleLst>
         <a:ln w="6350" cap="flat" cmpd="sng" algn="ctr">
-          <a:solidFill>
-            <a:schemeClr val="phClr"/>
-          </a:solidFill>
           <a:prstDash val="solid"/>
           <a:miter lim="800000"/>
         </a:ln>
         <a:ln w="12700" cap="flat" cmpd="sng" algn="ctr">
-          <a:solidFill>
-            <a:schemeClr val="phClr"/>
-          </a:solidFill>
           <a:prstDash val="solid"/>
           <a:miter lim="800000"/>
         </a:ln>
         <a:ln w="19050" cap="flat" cmpd="sng" algn="ctr">
-          <a:solidFill>
-            <a:schemeClr val="phClr"/>
-          </a:solidFill>
           <a:prstDash val="solid"/>
           <a:miter lim="800000"/>
         </a:ln>
@@ -2134,13 +2083,7 @@
           <a:effectLst/>
         </a:effectStyle>
         <a:effectStyle>
-          <a:effectLst>
-            <a:outerShdw blurRad="57150" dist="19050" dir="5400000" algn="ctr" rotWithShape="0">
-              <a:srgbClr val="000000">
-                <a:alpha val="63000"/>
-              </a:srgbClr>
-            </a:outerShdw>
-          </a:effectLst>
+          <a:effectLst/>
         </a:effectStyle>
       </a:effectStyleLst>
       <a:bgFillStyleLst>
@@ -2150,15 +2093,13 @@
         <a:solidFill>
           <a:schemeClr val="phClr">
             <a:tint val="95000"/>
-            <a:satMod val="170000"/>
           </a:schemeClr>
         </a:solidFill>
-        <a:gradFill rotWithShape="1">
+        <a:gradFill>
           <a:gsLst>
             <a:gs pos="0">
               <a:schemeClr val="phClr">
                 <a:tint val="93000"/>
-                <a:satMod val="150000"/>
                 <a:shade val="98000"/>
                 <a:lumMod val="102000"/>
               </a:schemeClr>
@@ -2166,7 +2107,6 @@
             <a:gs pos="50000">
               <a:schemeClr val="phClr">
                 <a:tint val="98000"/>
-                <a:satMod val="130000"/>
                 <a:shade val="90000"/>
                 <a:lumMod val="103000"/>
               </a:schemeClr>
@@ -2174,21 +2114,14 @@
             <a:gs pos="100000">
               <a:schemeClr val="phClr">
                 <a:shade val="63000"/>
-                <a:satMod val="120000"/>
               </a:schemeClr>
             </a:gs>
           </a:gsLst>
           <a:lin ang="5400000" scaled="0"/>
+          <a:tileRect l="0" t="0" r="0" b="0"/>
         </a:gradFill>
       </a:bgFillStyleLst>
     </a:fmtScheme>
   </a:themeElements>
-  <a:objectDefaults/>
-  <a:extraClrSchemeLst/>
-  <a:extLst>
-    <a:ext uri="{05A4C25C-085E-4340-85A3-A5531E510DB2}">
-      <thm15:themeFamily xmlns:thm15="http://schemas.microsoft.com/office/thememl/2012/main" name="Office Theme" id="{62F939B6-93AF-4DB8-9C6B-D6C7DFDC589F}" vid="{4A3C46E8-61CC-4603-A589-7422A47A8E4A}"/>
-    </a:ext>
-  </a:extLst>
 </a:theme>
 </file>
--- a/res/SIO2PC_Build_Instructions.docx
+++ b/res/SIO2PC_Build_Instructions.docx
@@ -27,43 +27,157 @@
     </w:p>
     <w:p>
       <w:pPr>
-        <w:pStyle w:val="BodyText"/>
-        <w:bidi w:val="0"/>
-        <w:jc w:val="start"/>
-        <w:rPr>
-          <w:rFonts w:ascii="Google Sans Text;sans-serif" w:hAnsi="Google Sans Text;sans-serif"/>
-          <w:b/>
-          <w:sz w:val="36"/>
-          <w:szCs w:val="36"/>
-        </w:rPr>
-      </w:pPr>
-      <w:r>
-        <w:rPr>
-          <w:rFonts w:ascii="Google Sans Text;sans-serif" w:hAnsi="Google Sans Text;sans-serif"/>
-          <w:b/>
-          <w:sz w:val="36"/>
-          <w:szCs w:val="36"/>
-        </w:rPr>
-      </w:r>
-    </w:p>
-    <w:p>
-      <w:pPr>
-        <w:pStyle w:val="Heading3"/>
-        <w:bidi w:val="0"/>
-        <w:spacing w:lineRule="auto" w:line="274" w:before="0" w:after="120"/>
-        <w:ind w:hanging="0" w:start="0" w:end="0"/>
-        <w:jc w:val="start"/>
-        <w:rPr>
-          <w:rFonts w:ascii="Google Sans Text;sans-serif" w:hAnsi="Google Sans Text;sans-serif"/>
-          <w:b/>
-        </w:rPr>
-      </w:pPr>
-      <w:r>
-        <w:rPr>
-          <w:rFonts w:ascii="Google Sans Text;sans-serif" w:hAnsi="Google Sans Text;sans-serif"/>
-          <w:b/>
-        </w:rPr>
-        <w:t>Project: Future-Proofing Atari 8-Bit Connectivity with AspeQt-2k26</w:t>
+        <w:pStyle w:val="Normal"/>
+        <w:numPr>
+          <w:ilvl w:val="0"/>
+          <w:numId w:val="0"/>
+        </w:numPr>
+        <w:spacing w:lineRule="auto" w:line="240" w:before="0" w:afterAutospacing="1"/>
+        <w:ind w:hanging="0" w:start="0"/>
+        <w:outlineLvl w:val="2"/>
+        <w:rPr>
+          <w:b/>
+          <w:bCs/>
+          <w:sz w:val="28"/>
+          <w:szCs w:val="28"/>
+        </w:rPr>
+      </w:pPr>
+      <w:r>
+        <w:rPr>
+          <w:b/>
+          <w:bCs/>
+          <w:sz w:val="28"/>
+          <w:szCs w:val="28"/>
+        </w:rPr>
+        <w:t>Subtitle: Future-Proofing Atari 8-Bit Connectivity with AspeQt-2k26</w:t>
+      </w:r>
+    </w:p>
+    <w:p>
+      <w:pPr>
+        <w:pStyle w:val="Normal"/>
+        <w:spacing w:lineRule="auto" w:line="240" w:before="0" w:afterAutospacing="1"/>
+        <w:rPr>
+          <w:rFonts w:ascii="Arial" w:hAnsi="Arial" w:eastAsia="Times New Roman" w:cs="Arial"/>
+          <w:kern w:val="0"/>
+          <w14:ligatures w14:val="none"/>
+        </w:rPr>
+      </w:pPr>
+      <w:r>
+        <w:rPr>
+          <w:rFonts w:eastAsia="Times New Roman" w:cs="Arial" w:ascii="Arial" w:hAnsi="Arial"/>
+          <w:b/>
+          <w:bCs/>
+          <w:kern w:val="0"/>
+          <w14:ligatures w14:val="none"/>
+        </w:rPr>
+        <w:t>Author:</w:t>
+      </w:r>
+      <w:r>
+        <w:rPr>
+          <w:rFonts w:eastAsia="Times New Roman" w:cs="Arial" w:ascii="Arial" w:hAnsi="Arial"/>
+          <w:kern w:val="0"/>
+          <w14:ligatures w14:val="none"/>
+        </w:rPr>
+        <w:t xml:space="preserve"> 13leader.net</w:t>
+      </w:r>
+    </w:p>
+    <w:p>
+      <w:pPr>
+        <w:pStyle w:val="Normal"/>
+        <w:spacing w:lineRule="auto" w:line="240" w:before="0" w:afterAutospacing="1"/>
+        <w:rPr>
+          <w:rFonts w:ascii="Arial" w:hAnsi="Arial" w:eastAsia="Times New Roman" w:cs="Arial"/>
+          <w:kern w:val="0"/>
+          <w14:ligatures w14:val="none"/>
+        </w:rPr>
+      </w:pPr>
+      <w:r>
+        <w:rPr>
+          <w:rFonts w:eastAsia="Times New Roman" w:cs="Arial" w:ascii="Arial" w:hAnsi="Arial"/>
+          <w:b/>
+          <w:bCs/>
+          <w:kern w:val="0"/>
+          <w14:ligatures w14:val="none"/>
+        </w:rPr>
+        <w:t>Date:</w:t>
+      </w:r>
+      <w:r>
+        <w:rPr>
+          <w:rFonts w:eastAsia="Times New Roman" w:cs="Arial" w:ascii="Arial" w:hAnsi="Arial"/>
+          <w:kern w:val="0"/>
+          <w14:ligatures w14:val="none"/>
+        </w:rPr>
+        <w:t xml:space="preserve"> January 2026</w:t>
+      </w:r>
+    </w:p>
+    <w:p>
+      <w:pPr>
+        <w:pStyle w:val="Normal"/>
+        <w:spacing w:lineRule="auto" w:line="240" w:before="0" w:afterAutospacing="1"/>
+        <w:rPr>
+          <w:rFonts w:ascii="Arial" w:hAnsi="Arial" w:eastAsia="Times New Roman" w:cs="Arial"/>
+          <w:kern w:val="0"/>
+          <w14:ligatures w14:val="none"/>
+        </w:rPr>
+      </w:pPr>
+      <w:r>
+        <w:rPr>
+          <w:rFonts w:eastAsia="Times New Roman" w:cs="Arial" w:ascii="Arial" w:hAnsi="Arial"/>
+          <w:b/>
+          <w:bCs/>
+          <w:kern w:val="0"/>
+          <w14:ligatures w14:val="none"/>
+        </w:rPr>
+        <w:t>Project Repo:</w:t>
+      </w:r>
+      <w:r>
+        <w:rPr>
+          <w:rFonts w:eastAsia="Times New Roman" w:cs="Arial" w:ascii="Arial" w:hAnsi="Arial"/>
+          <w:kern w:val="0"/>
+          <w14:ligatures w14:val="none"/>
+        </w:rPr>
+        <w:t xml:space="preserve"> </w:t>
+      </w:r>
+      <w:hyperlink r:id="rId2" w:tgtFrame="_blank">
+        <w:r>
+          <w:rPr>
+            <w:rStyle w:val="Style6"/>
+            <w:rFonts w:eastAsia="Times New Roman" w:cs="Arial" w:ascii="Arial" w:hAnsi="Arial"/>
+            <w:color w:val="0000FF"/>
+            <w:kern w:val="0"/>
+            <w:u w:val="single"/>
+            <w14:ligatures w14:val="none"/>
+          </w:rPr>
+          <w:t>https://github.com/pjones1063/AspeQt-2k26</w:t>
+        </w:r>
+      </w:hyperlink>
+    </w:p>
+    <w:p>
+      <w:pPr>
+        <w:pStyle w:val="Normal"/>
+        <w:spacing w:lineRule="auto" w:line="240" w:before="0" w:after="0"/>
+        <w:rPr>
+          <w:rFonts w:ascii="Arial" w:hAnsi="Arial" w:eastAsia="Times New Roman" w:cs="Arial"/>
+          <w:kern w:val="0"/>
+          <w14:ligatures w14:val="none"/>
+        </w:rPr>
+      </w:pPr>
+      <w:r>
+        <w:rPr/>
+      </w:r>
+    </w:p>
+    <w:p>
+      <w:pPr>
+        <w:pStyle w:val="Normal"/>
+        <w:spacing w:lineRule="auto" w:line="240" w:before="0" w:after="0"/>
+        <w:rPr>
+          <w:rFonts w:ascii="Arial" w:hAnsi="Arial" w:eastAsia="Times New Roman" w:cs="Arial"/>
+          <w:kern w:val="0"/>
+          <w14:ligatures w14:val="none"/>
+        </w:rPr>
+      </w:pPr>
+      <w:r>
+        <w:rPr/>
       </w:r>
     </w:p>
     <w:p>
@@ -124,7 +238,7 @@
         </w:rPr>
         <w:t xml:space="preserve">Our BBS and project updates can be found at: </w:t>
       </w:r>
-      <w:hyperlink r:id="rId2" w:tgtFrame="_blank">
+      <w:hyperlink r:id="rId3" w:tgtFrame="_blank">
         <w:r>
           <w:rPr>
             <w:rStyle w:val="Hyperlink"/>
@@ -143,7 +257,7 @@
     </w:p>
     <w:p>
       <w:pPr>
-        <w:pStyle w:val="BlockQuotation"/>
+        <w:pStyle w:val="BlockQuotationuser"/>
         <w:bidi w:val="0"/>
         <w:spacing w:lineRule="auto" w:line="274" w:before="0" w:after="283"/>
         <w:ind w:hanging="0" w:start="567" w:end="567"/>
@@ -200,9 +314,7 @@
           <w:ilvl w:val="0"/>
           <w:numId w:val="1"/>
         </w:numPr>
-        <w:pBdr/>
-        <w:tabs>
-          <w:tab w:val="clear" w:pos="709"/>
+        <w:tabs>
           <w:tab w:val="left" w:pos="709" w:leader="none"/>
         </w:tabs>
         <w:bidi w:val="0"/>
@@ -260,9 +372,7 @@
           <w:ilvl w:val="0"/>
           <w:numId w:val="1"/>
         </w:numPr>
-        <w:pBdr/>
-        <w:tabs>
-          <w:tab w:val="clear" w:pos="709"/>
+        <w:tabs>
           <w:tab w:val="left" w:pos="709" w:leader="none"/>
         </w:tabs>
         <w:bidi w:val="0"/>
@@ -284,7 +394,7 @@
         </w:rPr>
         <w:t xml:space="preserve"> Required for the cable interface. These can be sourced from eBay or specialty vendors like </w:t>
       </w:r>
-      <w:hyperlink r:id="rId3" w:anchor="SIO" w:tgtFrame="_blank">
+      <w:hyperlink r:id="rId4" w:anchor="SIO" w:tgtFrame="_blank">
         <w:r>
           <w:rPr>
             <w:rStyle w:val="Hyperlink"/>
@@ -307,9 +417,7 @@
           <w:ilvl w:val="0"/>
           <w:numId w:val="1"/>
         </w:numPr>
-        <w:pBdr/>
-        <w:tabs>
-          <w:tab w:val="clear" w:pos="709"/>
+        <w:tabs>
           <w:tab w:val="left" w:pos="709" w:leader="none"/>
         </w:tabs>
         <w:bidi w:val="0"/>
@@ -337,7 +445,6 @@
     <w:p>
       <w:pPr>
         <w:pStyle w:val="BodyText"/>
-        <w:pBdr/>
         <w:bidi w:val="0"/>
         <w:spacing w:lineRule="auto" w:line="274" w:before="0" w:after="140"/>
         <w:ind w:hanging="0" w:start="0" w:end="0"/>
@@ -355,7 +462,26 @@
     <w:p>
       <w:pPr>
         <w:pStyle w:val="BodyText"/>
-        <w:pBdr/>
+        <w:bidi w:val="0"/>
+        <w:spacing w:lineRule="auto" w:line="274" w:before="0" w:after="140"/>
+        <w:ind w:hanging="0" w:start="0" w:end="0"/>
+        <w:jc w:val="start"/>
+        <w:rPr>
+          <w:rFonts w:ascii="Google Sans Text;sans-serif" w:hAnsi="Google Sans Text;sans-serif"/>
+        </w:rPr>
+      </w:pPr>
+      <w:r>
+        <w:rPr>
+          <w:rFonts w:ascii="Google Sans Text;sans-serif" w:hAnsi="Google Sans Text;sans-serif"/>
+        </w:rPr>
+      </w:r>
+      <w:r>
+        <w:br w:type="page"/>
+      </w:r>
+    </w:p>
+    <w:p>
+      <w:pPr>
+        <w:pStyle w:val="BodyText"/>
         <w:bidi w:val="0"/>
         <w:spacing w:lineRule="auto" w:line="274" w:before="0" w:after="140"/>
         <w:ind w:hanging="0" w:start="0" w:end="0"/>
@@ -463,6 +589,591 @@
     <w:tbl>
       <w:tblPr>
         <w:tblW w:w="6499" w:type="dxa"/>
+        <w:jc w:val="start"/>
+        <w:tblInd w:w="0" w:type="dxa"/>
+        <w:tblLayout w:type="fixed"/>
+        <w:tblCellMar>
+          <w:top w:w="28" w:type="dxa"/>
+          <w:start w:w="28" w:type="dxa"/>
+          <w:bottom w:w="28" w:type="dxa"/>
+          <w:end w:w="28" w:type="dxa"/>
+        </w:tblCellMar>
+      </w:tblPr>
+      <w:tblGrid>
+        <w:gridCol w:w="1637"/>
+        <w:gridCol w:w="2281"/>
+        <w:gridCol w:w="2581"/>
+      </w:tblGrid>
+      <w:tr>
+        <w:trPr>
+          <w:tblHeader w:val="true"/>
+        </w:trPr>
+        <w:tc>
+          <w:tcPr>
+            <w:tcW w:w="1637" w:type="dxa"/>
+            <w:tcBorders>
+              <w:top w:val="single" w:sz="2" w:space="0" w:color="000000"/>
+              <w:start w:val="single" w:sz="2" w:space="0" w:color="000000"/>
+              <w:bottom w:val="single" w:sz="2" w:space="0" w:color="000000"/>
+              <w:end w:val="single" w:sz="2" w:space="0" w:color="000000"/>
+            </w:tcBorders>
+            <w:vAlign w:val="center"/>
+          </w:tcPr>
+          <w:p>
+            <w:pPr>
+              <w:pStyle w:val="TableContents"/>
+              <w:bidi w:val="0"/>
+              <w:spacing w:lineRule="auto" w:line="274" w:before="0" w:after="0"/>
+              <w:ind w:hanging="0" w:start="0" w:end="0"/>
+              <w:jc w:val="start"/>
+              <w:rPr/>
+            </w:pPr>
+            <w:r>
+              <w:rPr>
+                <w:rStyle w:val="Strong"/>
+                <w:rFonts w:ascii="Google Sans Text;sans-serif" w:hAnsi="Google Sans Text;sans-serif"/>
+              </w:rPr>
+              <w:t>Atari SIO Pin</w:t>
+            </w:r>
+          </w:p>
+        </w:tc>
+        <w:tc>
+          <w:tcPr>
+            <w:tcW w:w="2281" w:type="dxa"/>
+            <w:tcBorders>
+              <w:top w:val="single" w:sz="2" w:space="0" w:color="000000"/>
+              <w:start w:val="single" w:sz="2" w:space="0" w:color="000000"/>
+              <w:bottom w:val="single" w:sz="2" w:space="0" w:color="000000"/>
+              <w:end w:val="single" w:sz="2" w:space="0" w:color="000000"/>
+            </w:tcBorders>
+            <w:vAlign w:val="center"/>
+          </w:tcPr>
+          <w:p>
+            <w:pPr>
+              <w:pStyle w:val="TableContents"/>
+              <w:bidi w:val="0"/>
+              <w:spacing w:lineRule="auto" w:line="274" w:before="0" w:after="0"/>
+              <w:ind w:hanging="0" w:start="0" w:end="0"/>
+              <w:jc w:val="start"/>
+              <w:rPr/>
+            </w:pPr>
+            <w:r>
+              <w:rPr>
+                <w:rStyle w:val="Strong"/>
+                <w:rFonts w:ascii="Google Sans Text;sans-serif" w:hAnsi="Google Sans Text;sans-serif"/>
+              </w:rPr>
+              <w:t>Signal Description</w:t>
+            </w:r>
+          </w:p>
+        </w:tc>
+        <w:tc>
+          <w:tcPr>
+            <w:tcW w:w="2581" w:type="dxa"/>
+            <w:tcBorders>
+              <w:top w:val="single" w:sz="2" w:space="0" w:color="000000"/>
+              <w:start w:val="single" w:sz="2" w:space="0" w:color="000000"/>
+              <w:bottom w:val="single" w:sz="2" w:space="0" w:color="000000"/>
+              <w:end w:val="single" w:sz="2" w:space="0" w:color="000000"/>
+            </w:tcBorders>
+            <w:vAlign w:val="center"/>
+          </w:tcPr>
+          <w:p>
+            <w:pPr>
+              <w:pStyle w:val="TableContents"/>
+              <w:bidi w:val="0"/>
+              <w:spacing w:lineRule="auto" w:line="274" w:before="0" w:after="0"/>
+              <w:ind w:hanging="0" w:start="0" w:end="0"/>
+              <w:jc w:val="start"/>
+              <w:rPr/>
+            </w:pPr>
+            <w:r>
+              <w:rPr>
+                <w:rStyle w:val="Strong"/>
+                <w:rFonts w:ascii="Google Sans Text;sans-serif" w:hAnsi="Google Sans Text;sans-serif"/>
+              </w:rPr>
+              <w:t>PL2303TA Wire Color</w:t>
+            </w:r>
+          </w:p>
+        </w:tc>
+      </w:tr>
+      <w:tr>
+        <w:trPr/>
+        <w:tc>
+          <w:tcPr>
+            <w:tcW w:w="1637" w:type="dxa"/>
+            <w:tcBorders>
+              <w:top w:val="single" w:sz="2" w:space="0" w:color="000000"/>
+              <w:start w:val="single" w:sz="2" w:space="0" w:color="000000"/>
+              <w:bottom w:val="single" w:sz="2" w:space="0" w:color="000000"/>
+              <w:end w:val="single" w:sz="2" w:space="0" w:color="000000"/>
+            </w:tcBorders>
+            <w:vAlign w:val="center"/>
+          </w:tcPr>
+          <w:p>
+            <w:pPr>
+              <w:pStyle w:val="TableContents"/>
+              <w:bidi w:val="0"/>
+              <w:spacing w:lineRule="auto" w:line="274" w:before="0" w:after="140"/>
+              <w:ind w:hanging="0" w:start="0" w:end="0"/>
+              <w:jc w:val="start"/>
+              <w:rPr>
+                <w:rFonts w:ascii="Google Sans Text;sans-serif" w:hAnsi="Google Sans Text;sans-serif"/>
+                <w:b/>
+              </w:rPr>
+            </w:pPr>
+            <w:r>
+              <w:rPr>
+                <w:rFonts w:ascii="Google Sans Text;sans-serif" w:hAnsi="Google Sans Text;sans-serif"/>
+                <w:b/>
+              </w:rPr>
+              <w:t>Pin 3</w:t>
+            </w:r>
+          </w:p>
+        </w:tc>
+        <w:tc>
+          <w:tcPr>
+            <w:tcW w:w="2281" w:type="dxa"/>
+            <w:tcBorders>
+              <w:top w:val="single" w:sz="2" w:space="0" w:color="000000"/>
+              <w:start w:val="single" w:sz="2" w:space="0" w:color="000000"/>
+              <w:bottom w:val="single" w:sz="2" w:space="0" w:color="000000"/>
+              <w:end w:val="single" w:sz="2" w:space="0" w:color="000000"/>
+            </w:tcBorders>
+            <w:vAlign w:val="center"/>
+          </w:tcPr>
+          <w:p>
+            <w:pPr>
+              <w:pStyle w:val="TableContents"/>
+              <w:bidi w:val="0"/>
+              <w:spacing w:lineRule="auto" w:line="274" w:before="0" w:after="140"/>
+              <w:ind w:hanging="0" w:start="0" w:end="0"/>
+              <w:jc w:val="start"/>
+              <w:rPr>
+                <w:rFonts w:ascii="Google Sans Text;sans-serif" w:hAnsi="Google Sans Text;sans-serif"/>
+              </w:rPr>
+            </w:pPr>
+            <w:r>
+              <w:rPr>
+                <w:rFonts w:ascii="Google Sans Text;sans-serif" w:hAnsi="Google Sans Text;sans-serif"/>
+              </w:rPr>
+              <w:t>Data In</w:t>
+            </w:r>
+          </w:p>
+        </w:tc>
+        <w:tc>
+          <w:tcPr>
+            <w:tcW w:w="2581" w:type="dxa"/>
+            <w:tcBorders>
+              <w:top w:val="single" w:sz="2" w:space="0" w:color="000000"/>
+              <w:start w:val="single" w:sz="2" w:space="0" w:color="000000"/>
+              <w:bottom w:val="single" w:sz="2" w:space="0" w:color="000000"/>
+              <w:end w:val="single" w:sz="2" w:space="0" w:color="000000"/>
+            </w:tcBorders>
+            <w:vAlign w:val="center"/>
+          </w:tcPr>
+          <w:p>
+            <w:pPr>
+              <w:pStyle w:val="TableContents"/>
+              <w:bidi w:val="0"/>
+              <w:spacing w:lineRule="auto" w:line="274" w:before="0" w:after="140"/>
+              <w:ind w:hanging="0" w:start="0" w:end="0"/>
+              <w:jc w:val="start"/>
+              <w:rPr>
+                <w:rFonts w:ascii="Google Sans Text;sans-serif" w:hAnsi="Google Sans Text;sans-serif" w:eastAsia="Google Sans Text;sans-serif" w:cs="Google Sans Text;sans-serif"/>
+              </w:rPr>
+            </w:pPr>
+            <w:r>
+              <w:rPr>
+                <w:rFonts w:ascii="Google Sans Text;sans-serif" w:hAnsi="Google Sans Text;sans-serif"/>
+                <w:b/>
+              </w:rPr>
+              <w:t>TXD (Green)</w:t>
+            </w:r>
+            <w:r>
+              <w:rPr>
+                <w:rFonts w:ascii="Google Sans Text;sans-serif" w:hAnsi="Google Sans Text;sans-serif"/>
+              </w:rPr>
+              <w:t xml:space="preserve"> </w:t>
+            </w:r>
+          </w:p>
+        </w:tc>
+      </w:tr>
+      <w:tr>
+        <w:trPr/>
+        <w:tc>
+          <w:tcPr>
+            <w:tcW w:w="1637" w:type="dxa"/>
+            <w:tcBorders>
+              <w:top w:val="single" w:sz="2" w:space="0" w:color="000000"/>
+              <w:start w:val="single" w:sz="2" w:space="0" w:color="000000"/>
+              <w:bottom w:val="single" w:sz="2" w:space="0" w:color="000000"/>
+              <w:end w:val="single" w:sz="2" w:space="0" w:color="000000"/>
+            </w:tcBorders>
+            <w:vAlign w:val="center"/>
+          </w:tcPr>
+          <w:p>
+            <w:pPr>
+              <w:pStyle w:val="TableContents"/>
+              <w:bidi w:val="0"/>
+              <w:spacing w:lineRule="auto" w:line="274" w:before="0" w:after="140"/>
+              <w:ind w:hanging="0" w:start="0" w:end="0"/>
+              <w:jc w:val="start"/>
+              <w:rPr>
+                <w:rFonts w:ascii="Google Sans Text;sans-serif" w:hAnsi="Google Sans Text;sans-serif"/>
+                <w:b/>
+              </w:rPr>
+            </w:pPr>
+            <w:r>
+              <w:rPr>
+                <w:rFonts w:ascii="Google Sans Text;sans-serif" w:hAnsi="Google Sans Text;sans-serif"/>
+                <w:b/>
+              </w:rPr>
+              <w:t>Pin 4</w:t>
+            </w:r>
+          </w:p>
+        </w:tc>
+        <w:tc>
+          <w:tcPr>
+            <w:tcW w:w="2281" w:type="dxa"/>
+            <w:tcBorders>
+              <w:top w:val="single" w:sz="2" w:space="0" w:color="000000"/>
+              <w:start w:val="single" w:sz="2" w:space="0" w:color="000000"/>
+              <w:bottom w:val="single" w:sz="2" w:space="0" w:color="000000"/>
+              <w:end w:val="single" w:sz="2" w:space="0" w:color="000000"/>
+            </w:tcBorders>
+            <w:vAlign w:val="center"/>
+          </w:tcPr>
+          <w:p>
+            <w:pPr>
+              <w:pStyle w:val="TableContents"/>
+              <w:bidi w:val="0"/>
+              <w:spacing w:lineRule="auto" w:line="274" w:before="0" w:after="140"/>
+              <w:ind w:hanging="0" w:start="0" w:end="0"/>
+              <w:jc w:val="start"/>
+              <w:rPr>
+                <w:rFonts w:ascii="Google Sans Text;sans-serif" w:hAnsi="Google Sans Text;sans-serif"/>
+              </w:rPr>
+            </w:pPr>
+            <w:r>
+              <w:rPr>
+                <w:rFonts w:ascii="Google Sans Text;sans-serif" w:hAnsi="Google Sans Text;sans-serif"/>
+              </w:rPr>
+              <w:t>Ground</w:t>
+            </w:r>
+          </w:p>
+        </w:tc>
+        <w:tc>
+          <w:tcPr>
+            <w:tcW w:w="2581" w:type="dxa"/>
+            <w:tcBorders>
+              <w:top w:val="single" w:sz="2" w:space="0" w:color="000000"/>
+              <w:start w:val="single" w:sz="2" w:space="0" w:color="000000"/>
+              <w:bottom w:val="single" w:sz="2" w:space="0" w:color="000000"/>
+              <w:end w:val="single" w:sz="2" w:space="0" w:color="000000"/>
+            </w:tcBorders>
+            <w:vAlign w:val="center"/>
+          </w:tcPr>
+          <w:p>
+            <w:pPr>
+              <w:pStyle w:val="TableContents"/>
+              <w:bidi w:val="0"/>
+              <w:spacing w:lineRule="auto" w:line="274" w:before="0" w:after="140"/>
+              <w:ind w:hanging="0" w:start="0" w:end="0"/>
+              <w:jc w:val="start"/>
+              <w:rPr>
+                <w:rFonts w:ascii="Google Sans Text;sans-serif" w:hAnsi="Google Sans Text;sans-serif" w:eastAsia="Google Sans Text;sans-serif" w:cs="Google Sans Text;sans-serif"/>
+              </w:rPr>
+            </w:pPr>
+            <w:r>
+              <w:rPr>
+                <w:rFonts w:ascii="Google Sans Text;sans-serif" w:hAnsi="Google Sans Text;sans-serif"/>
+                <w:b/>
+              </w:rPr>
+              <w:t>GND (Black)</w:t>
+            </w:r>
+            <w:r>
+              <w:rPr>
+                <w:rFonts w:ascii="Google Sans Text;sans-serif" w:hAnsi="Google Sans Text;sans-serif"/>
+              </w:rPr>
+              <w:t xml:space="preserve"> </w:t>
+            </w:r>
+          </w:p>
+        </w:tc>
+      </w:tr>
+      <w:tr>
+        <w:trPr/>
+        <w:tc>
+          <w:tcPr>
+            <w:tcW w:w="1637" w:type="dxa"/>
+            <w:tcBorders>
+              <w:top w:val="single" w:sz="2" w:space="0" w:color="000000"/>
+              <w:start w:val="single" w:sz="2" w:space="0" w:color="000000"/>
+              <w:bottom w:val="single" w:sz="2" w:space="0" w:color="000000"/>
+              <w:end w:val="single" w:sz="2" w:space="0" w:color="000000"/>
+            </w:tcBorders>
+            <w:vAlign w:val="center"/>
+          </w:tcPr>
+          <w:p>
+            <w:pPr>
+              <w:pStyle w:val="TableContents"/>
+              <w:bidi w:val="0"/>
+              <w:spacing w:lineRule="auto" w:line="274" w:before="0" w:after="140"/>
+              <w:ind w:hanging="0" w:start="0" w:end="0"/>
+              <w:jc w:val="start"/>
+              <w:rPr>
+                <w:rFonts w:ascii="Google Sans Text;sans-serif" w:hAnsi="Google Sans Text;sans-serif"/>
+                <w:b/>
+              </w:rPr>
+            </w:pPr>
+            <w:r>
+              <w:rPr>
+                <w:rFonts w:ascii="Google Sans Text;sans-serif" w:hAnsi="Google Sans Text;sans-serif"/>
+                <w:b/>
+              </w:rPr>
+              <w:t>Pin 5</w:t>
+            </w:r>
+          </w:p>
+        </w:tc>
+        <w:tc>
+          <w:tcPr>
+            <w:tcW w:w="2281" w:type="dxa"/>
+            <w:tcBorders>
+              <w:top w:val="single" w:sz="2" w:space="0" w:color="000000"/>
+              <w:start w:val="single" w:sz="2" w:space="0" w:color="000000"/>
+              <w:bottom w:val="single" w:sz="2" w:space="0" w:color="000000"/>
+              <w:end w:val="single" w:sz="2" w:space="0" w:color="000000"/>
+            </w:tcBorders>
+            <w:vAlign w:val="center"/>
+          </w:tcPr>
+          <w:p>
+            <w:pPr>
+              <w:pStyle w:val="TableContents"/>
+              <w:bidi w:val="0"/>
+              <w:spacing w:lineRule="auto" w:line="274" w:before="0" w:after="140"/>
+              <w:ind w:hanging="0" w:start="0" w:end="0"/>
+              <w:jc w:val="start"/>
+              <w:rPr>
+                <w:rFonts w:ascii="Google Sans Text;sans-serif" w:hAnsi="Google Sans Text;sans-serif"/>
+              </w:rPr>
+            </w:pPr>
+            <w:r>
+              <w:rPr>
+                <w:rFonts w:ascii="Google Sans Text;sans-serif" w:hAnsi="Google Sans Text;sans-serif"/>
+              </w:rPr>
+              <w:t>Data Out</w:t>
+            </w:r>
+          </w:p>
+        </w:tc>
+        <w:tc>
+          <w:tcPr>
+            <w:tcW w:w="2581" w:type="dxa"/>
+            <w:tcBorders>
+              <w:top w:val="single" w:sz="2" w:space="0" w:color="000000"/>
+              <w:start w:val="single" w:sz="2" w:space="0" w:color="000000"/>
+              <w:bottom w:val="single" w:sz="2" w:space="0" w:color="000000"/>
+              <w:end w:val="single" w:sz="2" w:space="0" w:color="000000"/>
+            </w:tcBorders>
+            <w:vAlign w:val="center"/>
+          </w:tcPr>
+          <w:p>
+            <w:pPr>
+              <w:pStyle w:val="TableContents"/>
+              <w:bidi w:val="0"/>
+              <w:spacing w:lineRule="auto" w:line="274" w:before="0" w:after="140"/>
+              <w:ind w:hanging="0" w:start="0" w:end="0"/>
+              <w:jc w:val="start"/>
+              <w:rPr>
+                <w:rFonts w:ascii="Google Sans Text;sans-serif" w:hAnsi="Google Sans Text;sans-serif" w:eastAsia="Google Sans Text;sans-serif" w:cs="Google Sans Text;sans-serif"/>
+              </w:rPr>
+            </w:pPr>
+            <w:r>
+              <w:rPr>
+                <w:rFonts w:ascii="Google Sans Text;sans-serif" w:hAnsi="Google Sans Text;sans-serif"/>
+                <w:b/>
+              </w:rPr>
+              <w:t>RXD (White)</w:t>
+            </w:r>
+            <w:r>
+              <w:rPr>
+                <w:rFonts w:ascii="Google Sans Text;sans-serif" w:hAnsi="Google Sans Text;sans-serif"/>
+              </w:rPr>
+              <w:t xml:space="preserve"> </w:t>
+            </w:r>
+          </w:p>
+        </w:tc>
+      </w:tr>
+    </w:tbl>
+    <w:p>
+      <w:pPr>
+        <w:pStyle w:val="BodyText"/>
+        <w:bidi w:val="0"/>
+        <w:spacing w:lineRule="auto" w:line="274" w:before="0" w:after="140"/>
+        <w:ind w:hanging="0" w:start="0" w:end="0"/>
+        <w:jc w:val="start"/>
+        <w:rPr>
+          <w:rFonts w:ascii="Google Sans Text;sans-serif" w:hAnsi="Google Sans Text;sans-serif"/>
+        </w:rPr>
+      </w:pPr>
+      <w:r>
+        <w:rPr>
+          <w:rFonts w:ascii="Google Sans Text;sans-serif" w:hAnsi="Google Sans Text;sans-serif"/>
+          <w:b/>
+        </w:rPr>
+        <w:t>Software Setting:</w:t>
+      </w:r>
+      <w:r>
+        <w:rPr>
+          <w:rFonts w:ascii="Google Sans Text;sans-serif" w:hAnsi="Google Sans Text;sans-serif"/>
+        </w:rPr>
+        <w:t xml:space="preserve"> In AspeQt, set </w:t>
+      </w:r>
+      <w:r>
+        <w:rPr>
+          <w:rFonts w:ascii="Google Sans Text;sans-serif" w:hAnsi="Google Sans Text;sans-serif"/>
+          <w:b/>
+        </w:rPr>
+        <w:t>Handshake</w:t>
+      </w:r>
+      <w:r>
+        <w:rPr>
+          <w:rFonts w:ascii="Google Sans Text;sans-serif" w:hAnsi="Google Sans Text;sans-serif"/>
+        </w:rPr>
+        <w:t xml:space="preserve"> to </w:t>
+      </w:r>
+      <w:r>
+        <w:rPr>
+          <w:rFonts w:ascii="Google Sans Text;sans-serif" w:hAnsi="Google Sans Text;sans-serif"/>
+          <w:b/>
+        </w:rPr>
+        <w:t>"None"</w:t>
+      </w:r>
+      <w:r>
+        <w:rPr>
+          <w:rFonts w:ascii="Google Sans Text;sans-serif" w:hAnsi="Google Sans Text;sans-serif"/>
+        </w:rPr>
+        <w:t>.</w:t>
+      </w:r>
+    </w:p>
+    <w:p>
+      <w:pPr>
+        <w:pStyle w:val="BodyText"/>
+        <w:bidi w:val="0"/>
+        <w:spacing w:lineRule="auto" w:line="274" w:before="0" w:after="140"/>
+        <w:ind w:hanging="0" w:start="0" w:end="0"/>
+        <w:jc w:val="start"/>
+        <w:rPr>
+          <w:rFonts w:ascii="Google Sans Text;sans-serif" w:hAnsi="Google Sans Text;sans-serif"/>
+        </w:rPr>
+      </w:pPr>
+      <w:r>
+        <w:rPr>
+          <w:rFonts w:ascii="Google Sans Text;sans-serif" w:hAnsi="Google Sans Text;sans-serif"/>
+        </w:rPr>
+      </w:r>
+    </w:p>
+    <w:p>
+      <w:pPr>
+        <w:pStyle w:val="HorizontalLine"/>
+        <w:bidi w:val="0"/>
+        <w:jc w:val="start"/>
+        <w:rPr>
+          <w:rFonts w:ascii="Google Sans Text;sans-serif" w:hAnsi="Google Sans Text;sans-serif"/>
+          <w:b/>
+          <w:sz w:val="32"/>
+          <w:szCs w:val="32"/>
+        </w:rPr>
+      </w:pPr>
+      <w:r>
+        <w:rPr>
+          <w:rFonts w:ascii="Google Sans Text;sans-serif" w:hAnsi="Google Sans Text;sans-serif"/>
+          <w:b/>
+          <w:sz w:val="32"/>
+          <w:szCs w:val="32"/>
+        </w:rPr>
+      </w:r>
+    </w:p>
+    <w:p>
+      <w:pPr>
+        <w:pStyle w:val="Heading2"/>
+        <w:bidi w:val="0"/>
+        <w:spacing w:lineRule="auto" w:line="274" w:before="0" w:after="120"/>
+        <w:ind w:hanging="0" w:start="0" w:end="0"/>
+        <w:jc w:val="start"/>
+        <w:rPr>
+          <w:rFonts w:ascii="Google Sans Text;sans-serif" w:hAnsi="Google Sans Text;sans-serif"/>
+          <w:b/>
+          <w:sz w:val="32"/>
+          <w:szCs w:val="32"/>
+        </w:rPr>
+      </w:pPr>
+      <w:r>
+        <w:rPr>
+          <w:rFonts w:ascii="Google Sans Text;sans-serif" w:hAnsi="Google Sans Text;sans-serif"/>
+          <w:b/>
+          <w:sz w:val="32"/>
+          <w:szCs w:val="32"/>
+        </w:rPr>
+        <w:t>3. Build Option B: FTDI FT232RL Chipset</w:t>
+      </w:r>
+    </w:p>
+    <w:p>
+      <w:pPr>
+        <w:pStyle w:val="BodyText"/>
+        <w:bidi w:val="0"/>
+        <w:spacing w:lineRule="auto" w:line="274" w:before="0" w:after="140"/>
+        <w:ind w:hanging="0" w:start="0" w:end="0"/>
+        <w:jc w:val="start"/>
+        <w:rPr>
+          <w:rFonts w:ascii="Google Sans Text;sans-serif" w:hAnsi="Google Sans Text;sans-serif"/>
+        </w:rPr>
+      </w:pPr>
+      <w:r>
+        <w:rPr>
+          <w:rFonts w:ascii="Google Sans Text;sans-serif" w:hAnsi="Google Sans Text;sans-serif"/>
+        </w:rPr>
+        <w:t xml:space="preserve">The FTDI version is highly recommended for advanced users as it is also compatible with </w:t>
+      </w:r>
+      <w:r>
+        <w:rPr>
+          <w:rFonts w:ascii="Google Sans Text;sans-serif" w:hAnsi="Google Sans Text;sans-serif"/>
+          <w:b/>
+        </w:rPr>
+        <w:t>APE Atarimax</w:t>
+      </w:r>
+      <w:r>
+        <w:rPr>
+          <w:rFonts w:ascii="Google Sans Text;sans-serif" w:hAnsi="Google Sans Text;sans-serif"/>
+        </w:rPr>
+        <w:t xml:space="preserve"> software.</w:t>
+      </w:r>
+    </w:p>
+    <w:p>
+      <w:pPr>
+        <w:pStyle w:val="Heading3"/>
+        <w:bidi w:val="0"/>
+        <w:spacing w:lineRule="auto" w:line="274" w:before="0" w:after="120"/>
+        <w:ind w:hanging="0" w:start="0" w:end="0"/>
+        <w:jc w:val="start"/>
+        <w:rPr>
+          <w:rFonts w:ascii="Google Sans Text;sans-serif" w:hAnsi="Google Sans Text;sans-serif"/>
+          <w:b/>
+          <w:sz w:val="24"/>
+          <w:szCs w:val="24"/>
+        </w:rPr>
+      </w:pPr>
+      <w:r>
+        <w:rPr>
+          <w:rFonts w:ascii="Google Sans Text;sans-serif" w:hAnsi="Google Sans Text;sans-serif"/>
+          <w:b/>
+          <w:sz w:val="24"/>
+          <w:szCs w:val="24"/>
+        </w:rPr>
+        <w:t>Wiring Specifications</w:t>
+      </w:r>
+    </w:p>
+    <w:tbl>
+      <w:tblPr>
+        <w:tblW w:w="5488" w:type="dxa"/>
         <w:jc w:val="start"/>
         <w:tblInd w:w="0" w:type="dxa"/>
         <w:tblLayout w:type="fixed"/>
@@ -475,8 +1186,8 @@
       </w:tblPr>
       <w:tblGrid>
         <w:gridCol w:w="1638"/>
-        <w:gridCol w:w="2280"/>
-        <w:gridCol w:w="2581"/>
+        <w:gridCol w:w="2279"/>
+        <w:gridCol w:w="1571"/>
       </w:tblGrid>
       <w:tr>
         <w:trPr>
@@ -513,7 +1224,7 @@
         </w:tc>
         <w:tc>
           <w:tcPr>
-            <w:tcW w:w="2280" w:type="dxa"/>
+            <w:tcW w:w="2279" w:type="dxa"/>
             <w:tcBorders>
               <w:top w:val="single" w:sz="2" w:space="0" w:color="000000"/>
               <w:start w:val="single" w:sz="2" w:space="0" w:color="000000"/>
@@ -542,7 +1253,7 @@
         </w:tc>
         <w:tc>
           <w:tcPr>
-            <w:tcW w:w="2581" w:type="dxa"/>
+            <w:tcW w:w="1571" w:type="dxa"/>
             <w:tcBorders>
               <w:top w:val="single" w:sz="2" w:space="0" w:color="000000"/>
               <w:start w:val="single" w:sz="2" w:space="0" w:color="000000"/>
@@ -565,7 +1276,7 @@
                 <w:rStyle w:val="Strong"/>
                 <w:rFonts w:ascii="Google Sans Text;sans-serif" w:hAnsi="Google Sans Text;sans-serif"/>
               </w:rPr>
-              <w:t>PL2303TA Wire Color</w:t>
+              <w:t>FT232RL Pin</w:t>
             </w:r>
           </w:p>
         </w:tc>
@@ -606,7 +1317,7 @@
         </w:tc>
         <w:tc>
           <w:tcPr>
-            <w:tcW w:w="2280" w:type="dxa"/>
+            <w:tcW w:w="2279" w:type="dxa"/>
             <w:tcBorders>
               <w:top w:val="single" w:sz="2" w:space="0" w:color="000000"/>
               <w:start w:val="single" w:sz="2" w:space="0" w:color="000000"/>
@@ -636,7 +1347,7 @@
         </w:tc>
         <w:tc>
           <w:tcPr>
-            <w:tcW w:w="2581" w:type="dxa"/>
+            <w:tcW w:w="1571" w:type="dxa"/>
             <w:tcBorders>
               <w:top w:val="single" w:sz="2" w:space="0" w:color="000000"/>
               <w:start w:val="single" w:sz="2" w:space="0" w:color="000000"/>
@@ -661,7 +1372,7 @@
                 <w:rFonts w:ascii="Google Sans Text;sans-serif" w:hAnsi="Google Sans Text;sans-serif"/>
                 <w:b/>
               </w:rPr>
-              <w:t>TXD (Green)</w:t>
+              <w:t>TXD</w:t>
             </w:r>
             <w:r>
               <w:rPr>
@@ -708,7 +1419,7 @@
         </w:tc>
         <w:tc>
           <w:tcPr>
-            <w:tcW w:w="2280" w:type="dxa"/>
+            <w:tcW w:w="2279" w:type="dxa"/>
             <w:tcBorders>
               <w:top w:val="single" w:sz="2" w:space="0" w:color="000000"/>
               <w:start w:val="single" w:sz="2" w:space="0" w:color="000000"/>
@@ -738,7 +1449,7 @@
         </w:tc>
         <w:tc>
           <w:tcPr>
-            <w:tcW w:w="2581" w:type="dxa"/>
+            <w:tcW w:w="1571" w:type="dxa"/>
             <w:tcBorders>
               <w:top w:val="single" w:sz="2" w:space="0" w:color="000000"/>
               <w:start w:val="single" w:sz="2" w:space="0" w:color="000000"/>
@@ -763,7 +1474,7 @@
                 <w:rFonts w:ascii="Google Sans Text;sans-serif" w:hAnsi="Google Sans Text;sans-serif"/>
                 <w:b/>
               </w:rPr>
-              <w:t>GND (Black)</w:t>
+              <w:t>GND</w:t>
             </w:r>
             <w:r>
               <w:rPr>
@@ -810,7 +1521,7 @@
         </w:tc>
         <w:tc>
           <w:tcPr>
-            <w:tcW w:w="2280" w:type="dxa"/>
+            <w:tcW w:w="2279" w:type="dxa"/>
             <w:tcBorders>
               <w:top w:val="single" w:sz="2" w:space="0" w:color="000000"/>
               <w:start w:val="single" w:sz="2" w:space="0" w:color="000000"/>
@@ -840,7 +1551,7 @@
         </w:tc>
         <w:tc>
           <w:tcPr>
-            <w:tcW w:w="2581" w:type="dxa"/>
+            <w:tcW w:w="1571" w:type="dxa"/>
             <w:tcBorders>
               <w:top w:val="single" w:sz="2" w:space="0" w:color="000000"/>
               <w:start w:val="single" w:sz="2" w:space="0" w:color="000000"/>
@@ -865,292 +1576,13 @@
                 <w:rFonts w:ascii="Google Sans Text;sans-serif" w:hAnsi="Google Sans Text;sans-serif"/>
                 <w:b/>
               </w:rPr>
-              <w:t>RXD (White)</w:t>
+              <w:t>RXD</w:t>
             </w:r>
             <w:r>
               <w:rPr>
                 <w:rFonts w:ascii="Google Sans Text;sans-serif" w:hAnsi="Google Sans Text;sans-serif"/>
               </w:rPr>
               <w:t xml:space="preserve"> </w:t>
-            </w:r>
-          </w:p>
-        </w:tc>
-      </w:tr>
-    </w:tbl>
-    <w:p>
-      <w:pPr>
-        <w:pStyle w:val="BodyText"/>
-        <w:bidi w:val="0"/>
-        <w:spacing w:lineRule="auto" w:line="274" w:before="0" w:after="140"/>
-        <w:ind w:hanging="0" w:start="0" w:end="0"/>
-        <w:jc w:val="start"/>
-        <w:rPr>
-          <w:rFonts w:ascii="Google Sans Text;sans-serif" w:hAnsi="Google Sans Text;sans-serif"/>
-        </w:rPr>
-      </w:pPr>
-      <w:r>
-        <w:rPr>
-          <w:rFonts w:ascii="Google Sans Text;sans-serif" w:hAnsi="Google Sans Text;sans-serif"/>
-          <w:b/>
-        </w:rPr>
-        <w:t>Software Setting:</w:t>
-      </w:r>
-      <w:r>
-        <w:rPr>
-          <w:rFonts w:ascii="Google Sans Text;sans-serif" w:hAnsi="Google Sans Text;sans-serif"/>
-        </w:rPr>
-        <w:t xml:space="preserve"> In AspeQt, set </w:t>
-      </w:r>
-      <w:r>
-        <w:rPr>
-          <w:rFonts w:ascii="Google Sans Text;sans-serif" w:hAnsi="Google Sans Text;sans-serif"/>
-          <w:b/>
-        </w:rPr>
-        <w:t>Handshake</w:t>
-      </w:r>
-      <w:r>
-        <w:rPr>
-          <w:rFonts w:ascii="Google Sans Text;sans-serif" w:hAnsi="Google Sans Text;sans-serif"/>
-        </w:rPr>
-        <w:t xml:space="preserve"> to </w:t>
-      </w:r>
-      <w:r>
-        <w:rPr>
-          <w:rFonts w:ascii="Google Sans Text;sans-serif" w:hAnsi="Google Sans Text;sans-serif"/>
-          <w:b/>
-        </w:rPr>
-        <w:t>"None"</w:t>
-      </w:r>
-      <w:r>
-        <w:rPr>
-          <w:rFonts w:ascii="Google Sans Text;sans-serif" w:hAnsi="Google Sans Text;sans-serif"/>
-        </w:rPr>
-        <w:t>.</w:t>
-      </w:r>
-    </w:p>
-    <w:p>
-      <w:pPr>
-        <w:pStyle w:val="BodyText"/>
-        <w:bidi w:val="0"/>
-        <w:spacing w:lineRule="auto" w:line="274" w:before="0" w:after="140"/>
-        <w:ind w:hanging="0" w:start="0" w:end="0"/>
-        <w:jc w:val="start"/>
-        <w:rPr>
-          <w:rFonts w:ascii="Google Sans Text;sans-serif" w:hAnsi="Google Sans Text;sans-serif"/>
-        </w:rPr>
-      </w:pPr>
-      <w:r>
-        <w:rPr>
-          <w:rFonts w:ascii="Google Sans Text;sans-serif" w:hAnsi="Google Sans Text;sans-serif"/>
-        </w:rPr>
-      </w:r>
-    </w:p>
-    <w:p>
-      <w:pPr>
-        <w:pStyle w:val="HorizontalLine"/>
-        <w:bidi w:val="0"/>
-        <w:jc w:val="start"/>
-        <w:rPr>
-          <w:rFonts w:ascii="Google Sans Text;sans-serif" w:hAnsi="Google Sans Text;sans-serif"/>
-          <w:b/>
-          <w:sz w:val="32"/>
-          <w:szCs w:val="32"/>
-        </w:rPr>
-      </w:pPr>
-      <w:r>
-        <w:rPr>
-          <w:rFonts w:ascii="Google Sans Text;sans-serif" w:hAnsi="Google Sans Text;sans-serif"/>
-          <w:b/>
-          <w:sz w:val="32"/>
-          <w:szCs w:val="32"/>
-        </w:rPr>
-      </w:r>
-    </w:p>
-    <w:p>
-      <w:pPr>
-        <w:pStyle w:val="Heading2"/>
-        <w:bidi w:val="0"/>
-        <w:spacing w:lineRule="auto" w:line="274" w:before="0" w:after="120"/>
-        <w:ind w:hanging="0" w:start="0" w:end="0"/>
-        <w:jc w:val="start"/>
-        <w:rPr>
-          <w:rFonts w:ascii="Google Sans Text;sans-serif" w:hAnsi="Google Sans Text;sans-serif"/>
-          <w:b/>
-          <w:sz w:val="32"/>
-          <w:szCs w:val="32"/>
-        </w:rPr>
-      </w:pPr>
-      <w:r>
-        <w:rPr>
-          <w:rFonts w:ascii="Google Sans Text;sans-serif" w:hAnsi="Google Sans Text;sans-serif"/>
-          <w:b/>
-          <w:sz w:val="32"/>
-          <w:szCs w:val="32"/>
-        </w:rPr>
-        <w:t>3. Build Option B: FTDI FT232RL Chipset</w:t>
-      </w:r>
-    </w:p>
-    <w:p>
-      <w:pPr>
-        <w:pStyle w:val="BodyText"/>
-        <w:bidi w:val="0"/>
-        <w:spacing w:lineRule="auto" w:line="274" w:before="0" w:after="140"/>
-        <w:ind w:hanging="0" w:start="0" w:end="0"/>
-        <w:jc w:val="start"/>
-        <w:rPr>
-          <w:rFonts w:ascii="Google Sans Text;sans-serif" w:hAnsi="Google Sans Text;sans-serif"/>
-        </w:rPr>
-      </w:pPr>
-      <w:r>
-        <w:rPr>
-          <w:rFonts w:ascii="Google Sans Text;sans-serif" w:hAnsi="Google Sans Text;sans-serif"/>
-        </w:rPr>
-        <w:t xml:space="preserve">The FTDI version is highly recommended for advanced users as it is also compatible with </w:t>
-      </w:r>
-      <w:r>
-        <w:rPr>
-          <w:rFonts w:ascii="Google Sans Text;sans-serif" w:hAnsi="Google Sans Text;sans-serif"/>
-          <w:b/>
-        </w:rPr>
-        <w:t>APE Atarimax</w:t>
-      </w:r>
-      <w:r>
-        <w:rPr>
-          <w:rFonts w:ascii="Google Sans Text;sans-serif" w:hAnsi="Google Sans Text;sans-serif"/>
-        </w:rPr>
-        <w:t xml:space="preserve"> software.</w:t>
-      </w:r>
-    </w:p>
-    <w:p>
-      <w:pPr>
-        <w:pStyle w:val="Heading3"/>
-        <w:bidi w:val="0"/>
-        <w:spacing w:lineRule="auto" w:line="274" w:before="0" w:after="120"/>
-        <w:ind w:hanging="0" w:start="0" w:end="0"/>
-        <w:jc w:val="start"/>
-        <w:rPr>
-          <w:rFonts w:ascii="Google Sans Text;sans-serif" w:hAnsi="Google Sans Text;sans-serif"/>
-          <w:b/>
-          <w:sz w:val="24"/>
-          <w:szCs w:val="24"/>
-        </w:rPr>
-      </w:pPr>
-      <w:r>
-        <w:rPr>
-          <w:rFonts w:ascii="Google Sans Text;sans-serif" w:hAnsi="Google Sans Text;sans-serif"/>
-          <w:b/>
-          <w:sz w:val="24"/>
-          <w:szCs w:val="24"/>
-        </w:rPr>
-        <w:t>Wiring Specifications</w:t>
-      </w:r>
-    </w:p>
-    <w:tbl>
-      <w:tblPr>
-        <w:tblW w:w="5488" w:type="dxa"/>
-        <w:jc w:val="start"/>
-        <w:tblInd w:w="0" w:type="dxa"/>
-        <w:tblLayout w:type="fixed"/>
-        <w:tblCellMar>
-          <w:top w:w="28" w:type="dxa"/>
-          <w:start w:w="28" w:type="dxa"/>
-          <w:bottom w:w="28" w:type="dxa"/>
-          <w:end w:w="28" w:type="dxa"/>
-        </w:tblCellMar>
-      </w:tblPr>
-      <w:tblGrid>
-        <w:gridCol w:w="1638"/>
-        <w:gridCol w:w="2280"/>
-        <w:gridCol w:w="1570"/>
-      </w:tblGrid>
-      <w:tr>
-        <w:trPr>
-          <w:tblHeader w:val="true"/>
-        </w:trPr>
-        <w:tc>
-          <w:tcPr>
-            <w:tcW w:w="1638" w:type="dxa"/>
-            <w:tcBorders>
-              <w:top w:val="single" w:sz="2" w:space="0" w:color="000000"/>
-              <w:start w:val="single" w:sz="2" w:space="0" w:color="000000"/>
-              <w:bottom w:val="single" w:sz="2" w:space="0" w:color="000000"/>
-              <w:end w:val="single" w:sz="2" w:space="0" w:color="000000"/>
-            </w:tcBorders>
-            <w:vAlign w:val="center"/>
-          </w:tcPr>
-          <w:p>
-            <w:pPr>
-              <w:pStyle w:val="TableContents"/>
-              <w:bidi w:val="0"/>
-              <w:spacing w:lineRule="auto" w:line="274" w:before="0" w:after="0"/>
-              <w:ind w:hanging="0" w:start="0" w:end="0"/>
-              <w:jc w:val="start"/>
-              <w:rPr/>
-            </w:pPr>
-            <w:r>
-              <w:rPr>
-                <w:rStyle w:val="Strong"/>
-                <w:rFonts w:ascii="Google Sans Text;sans-serif" w:hAnsi="Google Sans Text;sans-serif"/>
-              </w:rPr>
-              <w:t>Atari SIO Pin</w:t>
-            </w:r>
-          </w:p>
-        </w:tc>
-        <w:tc>
-          <w:tcPr>
-            <w:tcW w:w="2280" w:type="dxa"/>
-            <w:tcBorders>
-              <w:top w:val="single" w:sz="2" w:space="0" w:color="000000"/>
-              <w:start w:val="single" w:sz="2" w:space="0" w:color="000000"/>
-              <w:bottom w:val="single" w:sz="2" w:space="0" w:color="000000"/>
-              <w:end w:val="single" w:sz="2" w:space="0" w:color="000000"/>
-            </w:tcBorders>
-            <w:vAlign w:val="center"/>
-          </w:tcPr>
-          <w:p>
-            <w:pPr>
-              <w:pStyle w:val="TableContents"/>
-              <w:bidi w:val="0"/>
-              <w:spacing w:lineRule="auto" w:line="274" w:before="0" w:after="0"/>
-              <w:ind w:hanging="0" w:start="0" w:end="0"/>
-              <w:jc w:val="start"/>
-              <w:rPr/>
-            </w:pPr>
-            <w:r>
-              <w:rPr>
-                <w:rStyle w:val="Strong"/>
-                <w:rFonts w:ascii="Google Sans Text;sans-serif" w:hAnsi="Google Sans Text;sans-serif"/>
-              </w:rPr>
-              <w:t>Signal Description</w:t>
-            </w:r>
-          </w:p>
-        </w:tc>
-        <w:tc>
-          <w:tcPr>
-            <w:tcW w:w="1570" w:type="dxa"/>
-            <w:tcBorders>
-              <w:top w:val="single" w:sz="2" w:space="0" w:color="000000"/>
-              <w:start w:val="single" w:sz="2" w:space="0" w:color="000000"/>
-              <w:bottom w:val="single" w:sz="2" w:space="0" w:color="000000"/>
-              <w:end w:val="single" w:sz="2" w:space="0" w:color="000000"/>
-            </w:tcBorders>
-            <w:vAlign w:val="center"/>
-          </w:tcPr>
-          <w:p>
-            <w:pPr>
-              <w:pStyle w:val="TableContents"/>
-              <w:bidi w:val="0"/>
-              <w:spacing w:lineRule="auto" w:line="274" w:before="0" w:after="0"/>
-              <w:ind w:hanging="0" w:start="0" w:end="0"/>
-              <w:jc w:val="start"/>
-              <w:rPr/>
-            </w:pPr>
-            <w:r>
-              <w:rPr>
-                <w:rStyle w:val="Strong"/>
-                <w:rFonts w:ascii="Google Sans Text;sans-serif" w:hAnsi="Google Sans Text;sans-serif"/>
-              </w:rPr>
-              <w:t>FT232RL Pin</w:t>
             </w:r>
           </w:p>
         </w:tc>
@@ -1185,13 +1617,13 @@
                 <w:rFonts w:ascii="Google Sans Text;sans-serif" w:hAnsi="Google Sans Text;sans-serif"/>
                 <w:b/>
               </w:rPr>
-              <w:t>Pin 3</w:t>
+              <w:t>Pin 7</w:t>
             </w:r>
           </w:p>
         </w:tc>
         <w:tc>
           <w:tcPr>
-            <w:tcW w:w="2280" w:type="dxa"/>
+            <w:tcW w:w="2279" w:type="dxa"/>
             <w:tcBorders>
               <w:top w:val="single" w:sz="2" w:space="0" w:color="000000"/>
               <w:start w:val="single" w:sz="2" w:space="0" w:color="000000"/>
@@ -1215,13 +1647,13 @@
               <w:rPr>
                 <w:rFonts w:ascii="Google Sans Text;sans-serif" w:hAnsi="Google Sans Text;sans-serif"/>
               </w:rPr>
-              <w:t>Data In</w:t>
+              <w:t>Command Signal</w:t>
             </w:r>
           </w:p>
         </w:tc>
         <w:tc>
           <w:tcPr>
-            <w:tcW w:w="1570" w:type="dxa"/>
+            <w:tcW w:w="1571" w:type="dxa"/>
             <w:tcBorders>
               <w:top w:val="single" w:sz="2" w:space="0" w:color="000000"/>
               <w:start w:val="single" w:sz="2" w:space="0" w:color="000000"/>
@@ -1246,312 +1678,6 @@
                 <w:rFonts w:ascii="Google Sans Text;sans-serif" w:hAnsi="Google Sans Text;sans-serif"/>
                 <w:b/>
               </w:rPr>
-              <w:t>TXD</w:t>
-            </w:r>
-            <w:r>
-              <w:rPr>
-                <w:rFonts w:ascii="Google Sans Text;sans-serif" w:hAnsi="Google Sans Text;sans-serif"/>
-              </w:rPr>
-              <w:t xml:space="preserve"> </w:t>
-            </w:r>
-          </w:p>
-        </w:tc>
-      </w:tr>
-      <w:tr>
-        <w:trPr/>
-        <w:tc>
-          <w:tcPr>
-            <w:tcW w:w="1638" w:type="dxa"/>
-            <w:tcBorders>
-              <w:top w:val="single" w:sz="2" w:space="0" w:color="000000"/>
-              <w:start w:val="single" w:sz="2" w:space="0" w:color="000000"/>
-              <w:bottom w:val="single" w:sz="2" w:space="0" w:color="000000"/>
-              <w:end w:val="single" w:sz="2" w:space="0" w:color="000000"/>
-            </w:tcBorders>
-            <w:vAlign w:val="center"/>
-          </w:tcPr>
-          <w:p>
-            <w:pPr>
-              <w:pStyle w:val="TableContents"/>
-              <w:bidi w:val="0"/>
-              <w:spacing w:lineRule="auto" w:line="274" w:before="0" w:after="140"/>
-              <w:ind w:hanging="0" w:start="0" w:end="0"/>
-              <w:jc w:val="start"/>
-              <w:rPr>
-                <w:rFonts w:ascii="Google Sans Text;sans-serif" w:hAnsi="Google Sans Text;sans-serif"/>
-                <w:b/>
-              </w:rPr>
-            </w:pPr>
-            <w:r>
-              <w:rPr>
-                <w:rFonts w:ascii="Google Sans Text;sans-serif" w:hAnsi="Google Sans Text;sans-serif"/>
-                <w:b/>
-              </w:rPr>
-              <w:t>Pin 4</w:t>
-            </w:r>
-          </w:p>
-        </w:tc>
-        <w:tc>
-          <w:tcPr>
-            <w:tcW w:w="2280" w:type="dxa"/>
-            <w:tcBorders>
-              <w:top w:val="single" w:sz="2" w:space="0" w:color="000000"/>
-              <w:start w:val="single" w:sz="2" w:space="0" w:color="000000"/>
-              <w:bottom w:val="single" w:sz="2" w:space="0" w:color="000000"/>
-              <w:end w:val="single" w:sz="2" w:space="0" w:color="000000"/>
-            </w:tcBorders>
-            <w:vAlign w:val="center"/>
-          </w:tcPr>
-          <w:p>
-            <w:pPr>
-              <w:pStyle w:val="TableContents"/>
-              <w:bidi w:val="0"/>
-              <w:spacing w:lineRule="auto" w:line="274" w:before="0" w:after="140"/>
-              <w:ind w:hanging="0" w:start="0" w:end="0"/>
-              <w:jc w:val="start"/>
-              <w:rPr>
-                <w:rFonts w:ascii="Google Sans Text;sans-serif" w:hAnsi="Google Sans Text;sans-serif"/>
-              </w:rPr>
-            </w:pPr>
-            <w:r>
-              <w:rPr>
-                <w:rFonts w:ascii="Google Sans Text;sans-serif" w:hAnsi="Google Sans Text;sans-serif"/>
-              </w:rPr>
-              <w:t>Ground</w:t>
-            </w:r>
-          </w:p>
-        </w:tc>
-        <w:tc>
-          <w:tcPr>
-            <w:tcW w:w="1570" w:type="dxa"/>
-            <w:tcBorders>
-              <w:top w:val="single" w:sz="2" w:space="0" w:color="000000"/>
-              <w:start w:val="single" w:sz="2" w:space="0" w:color="000000"/>
-              <w:bottom w:val="single" w:sz="2" w:space="0" w:color="000000"/>
-              <w:end w:val="single" w:sz="2" w:space="0" w:color="000000"/>
-            </w:tcBorders>
-            <w:vAlign w:val="center"/>
-          </w:tcPr>
-          <w:p>
-            <w:pPr>
-              <w:pStyle w:val="TableContents"/>
-              <w:bidi w:val="0"/>
-              <w:spacing w:lineRule="auto" w:line="274" w:before="0" w:after="140"/>
-              <w:ind w:hanging="0" w:start="0" w:end="0"/>
-              <w:jc w:val="start"/>
-              <w:rPr>
-                <w:rFonts w:ascii="Google Sans Text;sans-serif" w:hAnsi="Google Sans Text;sans-serif" w:eastAsia="Google Sans Text;sans-serif" w:cs="Google Sans Text;sans-serif"/>
-              </w:rPr>
-            </w:pPr>
-            <w:r>
-              <w:rPr>
-                <w:rFonts w:ascii="Google Sans Text;sans-serif" w:hAnsi="Google Sans Text;sans-serif"/>
-                <w:b/>
-              </w:rPr>
-              <w:t>GND</w:t>
-            </w:r>
-            <w:r>
-              <w:rPr>
-                <w:rFonts w:ascii="Google Sans Text;sans-serif" w:hAnsi="Google Sans Text;sans-serif"/>
-              </w:rPr>
-              <w:t xml:space="preserve"> </w:t>
-            </w:r>
-          </w:p>
-        </w:tc>
-      </w:tr>
-      <w:tr>
-        <w:trPr/>
-        <w:tc>
-          <w:tcPr>
-            <w:tcW w:w="1638" w:type="dxa"/>
-            <w:tcBorders>
-              <w:top w:val="single" w:sz="2" w:space="0" w:color="000000"/>
-              <w:start w:val="single" w:sz="2" w:space="0" w:color="000000"/>
-              <w:bottom w:val="single" w:sz="2" w:space="0" w:color="000000"/>
-              <w:end w:val="single" w:sz="2" w:space="0" w:color="000000"/>
-            </w:tcBorders>
-            <w:vAlign w:val="center"/>
-          </w:tcPr>
-          <w:p>
-            <w:pPr>
-              <w:pStyle w:val="TableContents"/>
-              <w:bidi w:val="0"/>
-              <w:spacing w:lineRule="auto" w:line="274" w:before="0" w:after="140"/>
-              <w:ind w:hanging="0" w:start="0" w:end="0"/>
-              <w:jc w:val="start"/>
-              <w:rPr>
-                <w:rFonts w:ascii="Google Sans Text;sans-serif" w:hAnsi="Google Sans Text;sans-serif"/>
-                <w:b/>
-              </w:rPr>
-            </w:pPr>
-            <w:r>
-              <w:rPr>
-                <w:rFonts w:ascii="Google Sans Text;sans-serif" w:hAnsi="Google Sans Text;sans-serif"/>
-                <w:b/>
-              </w:rPr>
-              <w:t>Pin 5</w:t>
-            </w:r>
-          </w:p>
-        </w:tc>
-        <w:tc>
-          <w:tcPr>
-            <w:tcW w:w="2280" w:type="dxa"/>
-            <w:tcBorders>
-              <w:top w:val="single" w:sz="2" w:space="0" w:color="000000"/>
-              <w:start w:val="single" w:sz="2" w:space="0" w:color="000000"/>
-              <w:bottom w:val="single" w:sz="2" w:space="0" w:color="000000"/>
-              <w:end w:val="single" w:sz="2" w:space="0" w:color="000000"/>
-            </w:tcBorders>
-            <w:vAlign w:val="center"/>
-          </w:tcPr>
-          <w:p>
-            <w:pPr>
-              <w:pStyle w:val="TableContents"/>
-              <w:bidi w:val="0"/>
-              <w:spacing w:lineRule="auto" w:line="274" w:before="0" w:after="140"/>
-              <w:ind w:hanging="0" w:start="0" w:end="0"/>
-              <w:jc w:val="start"/>
-              <w:rPr>
-                <w:rFonts w:ascii="Google Sans Text;sans-serif" w:hAnsi="Google Sans Text;sans-serif"/>
-              </w:rPr>
-            </w:pPr>
-            <w:r>
-              <w:rPr>
-                <w:rFonts w:ascii="Google Sans Text;sans-serif" w:hAnsi="Google Sans Text;sans-serif"/>
-              </w:rPr>
-              <w:t>Data Out</w:t>
-            </w:r>
-          </w:p>
-        </w:tc>
-        <w:tc>
-          <w:tcPr>
-            <w:tcW w:w="1570" w:type="dxa"/>
-            <w:tcBorders>
-              <w:top w:val="single" w:sz="2" w:space="0" w:color="000000"/>
-              <w:start w:val="single" w:sz="2" w:space="0" w:color="000000"/>
-              <w:bottom w:val="single" w:sz="2" w:space="0" w:color="000000"/>
-              <w:end w:val="single" w:sz="2" w:space="0" w:color="000000"/>
-            </w:tcBorders>
-            <w:vAlign w:val="center"/>
-          </w:tcPr>
-          <w:p>
-            <w:pPr>
-              <w:pStyle w:val="TableContents"/>
-              <w:bidi w:val="0"/>
-              <w:spacing w:lineRule="auto" w:line="274" w:before="0" w:after="140"/>
-              <w:ind w:hanging="0" w:start="0" w:end="0"/>
-              <w:jc w:val="start"/>
-              <w:rPr>
-                <w:rFonts w:ascii="Google Sans Text;sans-serif" w:hAnsi="Google Sans Text;sans-serif" w:eastAsia="Google Sans Text;sans-serif" w:cs="Google Sans Text;sans-serif"/>
-              </w:rPr>
-            </w:pPr>
-            <w:r>
-              <w:rPr>
-                <w:rFonts w:ascii="Google Sans Text;sans-serif" w:hAnsi="Google Sans Text;sans-serif"/>
-                <w:b/>
-              </w:rPr>
-              <w:t>RXD</w:t>
-            </w:r>
-            <w:r>
-              <w:rPr>
-                <w:rFonts w:ascii="Google Sans Text;sans-serif" w:hAnsi="Google Sans Text;sans-serif"/>
-              </w:rPr>
-              <w:t xml:space="preserve"> </w:t>
-            </w:r>
-          </w:p>
-        </w:tc>
-      </w:tr>
-      <w:tr>
-        <w:trPr/>
-        <w:tc>
-          <w:tcPr>
-            <w:tcW w:w="1638" w:type="dxa"/>
-            <w:tcBorders>
-              <w:top w:val="single" w:sz="2" w:space="0" w:color="000000"/>
-              <w:start w:val="single" w:sz="2" w:space="0" w:color="000000"/>
-              <w:bottom w:val="single" w:sz="2" w:space="0" w:color="000000"/>
-              <w:end w:val="single" w:sz="2" w:space="0" w:color="000000"/>
-            </w:tcBorders>
-            <w:vAlign w:val="center"/>
-          </w:tcPr>
-          <w:p>
-            <w:pPr>
-              <w:pStyle w:val="TableContents"/>
-              <w:bidi w:val="0"/>
-              <w:spacing w:lineRule="auto" w:line="274" w:before="0" w:after="140"/>
-              <w:ind w:hanging="0" w:start="0" w:end="0"/>
-              <w:jc w:val="start"/>
-              <w:rPr>
-                <w:rFonts w:ascii="Google Sans Text;sans-serif" w:hAnsi="Google Sans Text;sans-serif"/>
-                <w:b/>
-              </w:rPr>
-            </w:pPr>
-            <w:r>
-              <w:rPr>
-                <w:rFonts w:ascii="Google Sans Text;sans-serif" w:hAnsi="Google Sans Text;sans-serif"/>
-                <w:b/>
-              </w:rPr>
-              <w:t>Pin 7</w:t>
-            </w:r>
-          </w:p>
-        </w:tc>
-        <w:tc>
-          <w:tcPr>
-            <w:tcW w:w="2280" w:type="dxa"/>
-            <w:tcBorders>
-              <w:top w:val="single" w:sz="2" w:space="0" w:color="000000"/>
-              <w:start w:val="single" w:sz="2" w:space="0" w:color="000000"/>
-              <w:bottom w:val="single" w:sz="2" w:space="0" w:color="000000"/>
-              <w:end w:val="single" w:sz="2" w:space="0" w:color="000000"/>
-            </w:tcBorders>
-            <w:vAlign w:val="center"/>
-          </w:tcPr>
-          <w:p>
-            <w:pPr>
-              <w:pStyle w:val="TableContents"/>
-              <w:bidi w:val="0"/>
-              <w:spacing w:lineRule="auto" w:line="274" w:before="0" w:after="140"/>
-              <w:ind w:hanging="0" w:start="0" w:end="0"/>
-              <w:jc w:val="start"/>
-              <w:rPr>
-                <w:rFonts w:ascii="Google Sans Text;sans-serif" w:hAnsi="Google Sans Text;sans-serif"/>
-              </w:rPr>
-            </w:pPr>
-            <w:r>
-              <w:rPr>
-                <w:rFonts w:ascii="Google Sans Text;sans-serif" w:hAnsi="Google Sans Text;sans-serif"/>
-              </w:rPr>
-              <w:t>Command Signal</w:t>
-            </w:r>
-          </w:p>
-        </w:tc>
-        <w:tc>
-          <w:tcPr>
-            <w:tcW w:w="1570" w:type="dxa"/>
-            <w:tcBorders>
-              <w:top w:val="single" w:sz="2" w:space="0" w:color="000000"/>
-              <w:start w:val="single" w:sz="2" w:space="0" w:color="000000"/>
-              <w:bottom w:val="single" w:sz="2" w:space="0" w:color="000000"/>
-              <w:end w:val="single" w:sz="2" w:space="0" w:color="000000"/>
-            </w:tcBorders>
-            <w:vAlign w:val="center"/>
-          </w:tcPr>
-          <w:p>
-            <w:pPr>
-              <w:pStyle w:val="TableContents"/>
-              <w:bidi w:val="0"/>
-              <w:spacing w:lineRule="auto" w:line="274" w:before="0" w:after="140"/>
-              <w:ind w:hanging="0" w:start="0" w:end="0"/>
-              <w:jc w:val="start"/>
-              <w:rPr>
-                <w:rFonts w:ascii="Google Sans Text;sans-serif" w:hAnsi="Google Sans Text;sans-serif" w:eastAsia="Google Sans Text;sans-serif" w:cs="Google Sans Text;sans-serif"/>
-              </w:rPr>
-            </w:pPr>
-            <w:r>
-              <w:rPr>
-                <w:rFonts w:ascii="Google Sans Text;sans-serif" w:hAnsi="Google Sans Text;sans-serif"/>
-                <w:b/>
-              </w:rPr>
               <w:t>CTS</w:t>
             </w:r>
             <w:r>
@@ -1691,9 +1817,7 @@
           <w:ilvl w:val="0"/>
           <w:numId w:val="2"/>
         </w:numPr>
-        <w:pBdr/>
-        <w:tabs>
-          <w:tab w:val="clear" w:pos="709"/>
+        <w:tabs>
           <w:tab w:val="left" w:pos="709" w:leader="none"/>
         </w:tabs>
         <w:bidi w:val="0"/>
@@ -1725,9 +1849,7 @@
           <w:ilvl w:val="0"/>
           <w:numId w:val="2"/>
         </w:numPr>
-        <w:pBdr/>
-        <w:tabs>
-          <w:tab w:val="clear" w:pos="709"/>
+        <w:tabs>
           <w:tab w:val="left" w:pos="709" w:leader="none"/>
         </w:tabs>
         <w:bidi w:val="0"/>
@@ -1783,7 +1905,6 @@
           <w:ilvl w:val="1"/>
           <w:numId w:val="2"/>
         </w:numPr>
-        <w:pBdr/>
         <w:tabs>
           <w:tab w:val="clear" w:pos="709"/>
           <w:tab w:val="left" w:pos="1418" w:leader="none"/>
@@ -1830,9 +1951,7 @@
           <w:ilvl w:val="0"/>
           <w:numId w:val="2"/>
         </w:numPr>
-        <w:pBdr/>
-        <w:tabs>
-          <w:tab w:val="clear" w:pos="709"/>
+        <w:tabs>
           <w:tab w:val="left" w:pos="709" w:leader="none"/>
         </w:tabs>
         <w:bidi w:val="0"/>
@@ -1860,7 +1979,6 @@
     <w:p>
       <w:pPr>
         <w:pStyle w:val="BodyText"/>
-        <w:pBdr/>
         <w:bidi w:val="0"/>
         <w:spacing w:lineRule="auto" w:line="274" w:before="0" w:after="140"/>
         <w:ind w:hanging="0" w:start="0" w:end="0"/>
@@ -1878,7 +1996,6 @@
     <w:p>
       <w:pPr>
         <w:pStyle w:val="BodyText"/>
-        <w:pBdr/>
         <w:bidi w:val="0"/>
         <w:spacing w:lineRule="auto" w:line="274" w:before="0" w:after="140"/>
         <w:ind w:hanging="0" w:start="0" w:end="0"/>
@@ -1896,7 +2013,6 @@
     <w:p>
       <w:pPr>
         <w:pStyle w:val="BodyText"/>
-        <w:pBdr/>
         <w:bidi w:val="0"/>
         <w:spacing w:lineRule="auto" w:line="274" w:before="0" w:after="140"/>
         <w:ind w:hanging="0" w:start="0" w:end="0"/>
@@ -1953,9 +2069,7 @@
           <w:ilvl w:val="0"/>
           <w:numId w:val="3"/>
         </w:numPr>
-        <w:pBdr/>
-        <w:tabs>
-          <w:tab w:val="clear" w:pos="709"/>
+        <w:tabs>
           <w:tab w:val="left" w:pos="709" w:leader="none"/>
         </w:tabs>
         <w:bidi w:val="0"/>
@@ -1987,9 +2101,7 @@
           <w:ilvl w:val="0"/>
           <w:numId w:val="3"/>
         </w:numPr>
-        <w:pBdr/>
-        <w:tabs>
-          <w:tab w:val="clear" w:pos="709"/>
+        <w:tabs>
           <w:tab w:val="left" w:pos="709" w:leader="none"/>
         </w:tabs>
         <w:bidi w:val="0"/>
@@ -2021,9 +2133,7 @@
           <w:ilvl w:val="0"/>
           <w:numId w:val="3"/>
         </w:numPr>
-        <w:pBdr/>
-        <w:tabs>
-          <w:tab w:val="clear" w:pos="709"/>
+        <w:tabs>
           <w:tab w:val="left" w:pos="709" w:leader="none"/>
         </w:tabs>
         <w:bidi w:val="0"/>
@@ -2095,6 +2205,7 @@
       <w:pgNumType w:fmt="decimal"/>
       <w:formProt w:val="false"/>
       <w:textDirection w:val="lrTb"/>
+      <w:docGrid w:type="default" w:linePitch="100" w:charSpace="0"/>
     </w:sectPr>
   </w:body>
 </w:document>
@@ -2514,7 +2625,6 @@
   <w:abstractNum w:abstractNumId="4">
     <w:lvl w:ilvl="0">
       <w:start w:val="1"/>
-      <w:pStyle w:val="Heading1"/>
       <w:numFmt w:val="none"/>
       <w:suff w:val="nothing"/>
       <w:lvlText w:val=""/>
@@ -2528,7 +2638,6 @@
     </w:lvl>
     <w:lvl w:ilvl="1">
       <w:start w:val="1"/>
-      <w:pStyle w:val="Heading2"/>
       <w:numFmt w:val="none"/>
       <w:suff w:val="nothing"/>
       <w:lvlText w:val=""/>
@@ -2542,7 +2651,6 @@
     </w:lvl>
     <w:lvl w:ilvl="2">
       <w:start w:val="1"/>
-      <w:pStyle w:val="Heading3"/>
       <w:numFmt w:val="none"/>
       <w:suff w:val="nothing"/>
       <w:lvlText w:val=""/>
@@ -2662,7 +2770,6 @@
     </w:rPrDefault>
     <w:pPrDefault>
       <w:pPr>
-        <w:widowControl/>
         <w:suppressAutoHyphens w:val="true"/>
       </w:pPr>
     </w:pPrDefault>
@@ -2672,7 +2779,10 @@
     <w:qFormat/>
     <w:pPr>
       <w:widowControl/>
+      <w:suppressAutoHyphens w:val="true"/>
       <w:bidi w:val="0"/>
+      <w:spacing w:before="0" w:after="0"/>
+      <w:jc w:val="start"/>
     </w:pPr>
     <w:rPr>
       <w:rFonts w:ascii="Liberation Serif" w:hAnsi="Liberation Serif" w:eastAsia="Noto Serif CJK SC" w:cs="Lohit Devanagari"/>
@@ -2741,8 +2851,8 @@
       <w:u w:val="single"/>
     </w:rPr>
   </w:style>
-  <w:style w:type="character" w:styleId="Bullets">
-    <w:name w:val="Bullets"/>
+  <w:style w:type="character" w:styleId="Bulletsuser">
+    <w:name w:val="Bullets (user)"/>
     <w:qFormat/>
     <w:rPr>
       <w:rFonts w:ascii="OpenSymbol" w:hAnsi="OpenSymbol" w:eastAsia="OpenSymbol" w:cs="OpenSymbol"/>
@@ -2826,8 +2936,8 @@
       <w:rFonts w:cs="Lohit Devanagari"/>
     </w:rPr>
   </w:style>
-  <w:style w:type="paragraph" w:styleId="BlockQuotation">
-    <w:name w:val="Block Quotation"/>
+  <w:style w:type="paragraph" w:styleId="BlockQuotationuser">
+    <w:name w:val="Block Quotation (user)"/>
     <w:basedOn w:val="Normal"/>
     <w:qFormat/>
     <w:pPr>

--- a/res/SIO2PC_Build_Instructions.docx
+++ b/res/SIO2PC_Build_Instructions.docx
@@ -107,7 +107,23 @@
           <w:kern w:val="0"/>
           <w14:ligatures w14:val="none"/>
         </w:rPr>
-        <w:t xml:space="preserve"> January 2026</w:t>
+        <w:t xml:space="preserve"> </w:t>
+      </w:r>
+      <w:r>
+        <w:rPr>
+          <w:rFonts w:eastAsia="Times New Roman" w:cs="Arial" w:ascii="Arial" w:hAnsi="Arial"/>
+          <w:kern w:val="0"/>
+          <w14:ligatures w14:val="none"/>
+        </w:rPr>
+        <w:t>March</w:t>
+      </w:r>
+      <w:r>
+        <w:rPr>
+          <w:rFonts w:eastAsia="Times New Roman" w:cs="Arial" w:ascii="Arial" w:hAnsi="Arial"/>
+          <w:kern w:val="0"/>
+          <w14:ligatures w14:val="none"/>
+        </w:rPr>
+        <w:t xml:space="preserve"> 2026</w:t>
       </w:r>
     </w:p>
     <w:p>
@@ -163,7 +179,11 @@
         </w:rPr>
       </w:pPr>
       <w:r>
-        <w:rPr/>
+        <w:rPr>
+          <w:rFonts w:eastAsia="Times New Roman" w:cs="Arial" w:ascii="Arial" w:hAnsi="Arial"/>
+          <w:kern w:val="0"/>
+          <w14:ligatures w14:val="none"/>
+        </w:rPr>
       </w:r>
     </w:p>
     <w:p>
@@ -177,49 +197,27 @@
         </w:rPr>
       </w:pPr>
       <w:r>
+        <w:rPr>
+          <w:rFonts w:eastAsia="Times New Roman" w:cs="Arial" w:ascii="Arial" w:hAnsi="Arial"/>
+          <w:kern w:val="0"/>
+          <w14:ligatures w14:val="none"/>
+        </w:rPr>
+      </w:r>
+    </w:p>
+    <w:p>
+      <w:pPr>
+        <w:pStyle w:val="BodyText"/>
+        <w:bidi w:val="0"/>
+        <w:spacing w:lineRule="auto" w:line="274" w:before="0" w:after="140"/>
+        <w:ind w:hanging="0" w:start="0" w:end="0"/>
+        <w:jc w:val="start"/>
         <w:rPr/>
-      </w:r>
-    </w:p>
-    <w:p>
-      <w:pPr>
-        <w:pStyle w:val="BodyText"/>
-        <w:bidi w:val="0"/>
-        <w:spacing w:lineRule="auto" w:line="274" w:before="0" w:after="140"/>
-        <w:ind w:hanging="0" w:start="0" w:end="0"/>
-        <w:jc w:val="start"/>
-        <w:rPr/>
-      </w:pPr>
-      <w:r>
-        <w:rPr>
-          <w:rFonts w:ascii="Google Sans Text;sans-serif" w:hAnsi="Google Sans Text;sans-serif"/>
-        </w:rPr>
-        <w:t xml:space="preserve">Building an Atari SIO2PC cable is a straightforward and cost-effective way to connect your vintage Atari hardware to a modern PC running </w:t>
-      </w:r>
-      <w:r>
-        <w:rPr>
-          <w:rFonts w:ascii="Google Sans Text;sans-serif" w:hAnsi="Google Sans Text;sans-serif"/>
-          <w:b/>
-        </w:rPr>
-        <w:t>Windows, Linux, or macOS</w:t>
-      </w:r>
-      <w:r>
-        <w:rPr>
-          <w:rFonts w:ascii="Google Sans Text;sans-serif" w:hAnsi="Google Sans Text;sans-serif"/>
-        </w:rPr>
-        <w:t xml:space="preserve">. By using a USB-to-TTL chipset, you can utilize the </w:t>
-      </w:r>
-      <w:r>
-        <w:rPr>
-          <w:rFonts w:ascii="Google Sans Text;sans-serif" w:hAnsi="Google Sans Text;sans-serif"/>
-          <w:b/>
-        </w:rPr>
-        <w:t>AspeQt-2k26</w:t>
-      </w:r>
-      <w:r>
-        <w:rPr>
-          <w:rFonts w:ascii="Google Sans Text;sans-serif" w:hAnsi="Google Sans Text;sans-serif"/>
-        </w:rPr>
-        <w:t xml:space="preserve"> emulator to serve disk images and manage files directly on real Atari hardware.</w:t>
+      </w:pPr>
+      <w:r>
+        <w:rPr>
+          <w:rFonts w:ascii="Google Sans Text;sans-serif" w:hAnsi="Google Sans Text;sans-serif"/>
+        </w:rPr>
+        <w:t xml:space="preserve">Building an Atari SIO2PC cable is a straightforward and cost-effective way to connect your vintage Atari hardware to a modern PC running Windows, Linux, or macOS. By using a USB-to-TTL chipset, you can utilize the AspeQt-2k26 emulator to serve disk images and manage files directly on real Atari hardware. </w:t>
       </w:r>
     </w:p>
     <w:p>
@@ -257,7 +255,7 @@
     </w:p>
     <w:p>
       <w:pPr>
-        <w:pStyle w:val="BlockQuotationuser"/>
+        <w:pStyle w:val="BlockQuotation"/>
         <w:bidi w:val="0"/>
         <w:spacing w:lineRule="auto" w:line="274" w:before="0" w:after="283"/>
         <w:ind w:hanging="0" w:start="567" w:end="567"/>
@@ -1113,7 +1111,16 @@
           <w:sz w:val="32"/>
           <w:szCs w:val="32"/>
         </w:rPr>
-        <w:t>3. Build Option B: FTDI FT232RL Chipset</w:t>
+        <w:t xml:space="preserve">3. Build Option B: FTDI FT232RL Chipset – </w:t>
+      </w:r>
+      <w:r>
+        <w:rPr>
+          <w:rFonts w:ascii="Google Sans Text;sans-serif" w:hAnsi="Google Sans Text;sans-serif"/>
+          <w:b/>
+          <w:sz w:val="32"/>
+          <w:szCs w:val="32"/>
+        </w:rPr>
+        <w:t xml:space="preserve">850 R: </w:t>
       </w:r>
     </w:p>
     <w:p>
@@ -1144,7 +1151,30 @@
         <w:rPr>
           <w:rFonts w:ascii="Google Sans Text;sans-serif" w:hAnsi="Google Sans Text;sans-serif"/>
         </w:rPr>
-        <w:t xml:space="preserve"> software.</w:t>
+        <w:t xml:space="preserve"> software </w:t>
+      </w:r>
+      <w:r>
+        <w:rPr>
+          <w:rFonts w:ascii="Google Sans Text;sans-serif" w:hAnsi="Google Sans Text;sans-serif"/>
+        </w:rPr>
+        <w:t>and supports software 850 R: emulation within AspeQt-2K26.</w:t>
+      </w:r>
+    </w:p>
+    <w:p>
+      <w:pPr>
+        <w:pStyle w:val="BodyText"/>
+        <w:bidi w:val="0"/>
+        <w:spacing w:lineRule="auto" w:line="274" w:before="0" w:after="140"/>
+        <w:ind w:hanging="0" w:start="0" w:end="0"/>
+        <w:jc w:val="start"/>
+        <w:rPr>
+          <w:rFonts w:ascii="Google Sans Text;sans-serif" w:hAnsi="Google Sans Text;sans-serif"/>
+        </w:rPr>
+      </w:pPr>
+      <w:r>
+        <w:rPr>
+          <w:rFonts w:ascii="Google Sans Text;sans-serif" w:hAnsi="Google Sans Text;sans-serif"/>
+        </w:rPr>
       </w:r>
     </w:p>
     <w:p>
@@ -1186,8 +1216,8 @@
       </w:tblPr>
       <w:tblGrid>
         <w:gridCol w:w="1638"/>
-        <w:gridCol w:w="2279"/>
-        <w:gridCol w:w="1571"/>
+        <w:gridCol w:w="2278"/>
+        <w:gridCol w:w="1572"/>
       </w:tblGrid>
       <w:tr>
         <w:trPr>
@@ -1224,7 +1254,7 @@
         </w:tc>
         <w:tc>
           <w:tcPr>
-            <w:tcW w:w="2279" w:type="dxa"/>
+            <w:tcW w:w="2278" w:type="dxa"/>
             <w:tcBorders>
               <w:top w:val="single" w:sz="2" w:space="0" w:color="000000"/>
               <w:start w:val="single" w:sz="2" w:space="0" w:color="000000"/>
@@ -1253,7 +1283,7 @@
         </w:tc>
         <w:tc>
           <w:tcPr>
-            <w:tcW w:w="1571" w:type="dxa"/>
+            <w:tcW w:w="1572" w:type="dxa"/>
             <w:tcBorders>
               <w:top w:val="single" w:sz="2" w:space="0" w:color="000000"/>
               <w:start w:val="single" w:sz="2" w:space="0" w:color="000000"/>
@@ -1317,7 +1347,7 @@
         </w:tc>
         <w:tc>
           <w:tcPr>
-            <w:tcW w:w="2279" w:type="dxa"/>
+            <w:tcW w:w="2278" w:type="dxa"/>
             <w:tcBorders>
               <w:top w:val="single" w:sz="2" w:space="0" w:color="000000"/>
               <w:start w:val="single" w:sz="2" w:space="0" w:color="000000"/>
@@ -1347,7 +1377,7 @@
         </w:tc>
         <w:tc>
           <w:tcPr>
-            <w:tcW w:w="1571" w:type="dxa"/>
+            <w:tcW w:w="1572" w:type="dxa"/>
             <w:tcBorders>
               <w:top w:val="single" w:sz="2" w:space="0" w:color="000000"/>
               <w:start w:val="single" w:sz="2" w:space="0" w:color="000000"/>
@@ -1419,7 +1449,7 @@
         </w:tc>
         <w:tc>
           <w:tcPr>
-            <w:tcW w:w="2279" w:type="dxa"/>
+            <w:tcW w:w="2278" w:type="dxa"/>
             <w:tcBorders>
               <w:top w:val="single" w:sz="2" w:space="0" w:color="000000"/>
               <w:start w:val="single" w:sz="2" w:space="0" w:color="000000"/>
@@ -1449,7 +1479,7 @@
         </w:tc>
         <w:tc>
           <w:tcPr>
-            <w:tcW w:w="1571" w:type="dxa"/>
+            <w:tcW w:w="1572" w:type="dxa"/>
             <w:tcBorders>
               <w:top w:val="single" w:sz="2" w:space="0" w:color="000000"/>
               <w:start w:val="single" w:sz="2" w:space="0" w:color="000000"/>
@@ -1521,7 +1551,7 @@
         </w:tc>
         <w:tc>
           <w:tcPr>
-            <w:tcW w:w="2279" w:type="dxa"/>
+            <w:tcW w:w="2278" w:type="dxa"/>
             <w:tcBorders>
               <w:top w:val="single" w:sz="2" w:space="0" w:color="000000"/>
               <w:start w:val="single" w:sz="2" w:space="0" w:color="000000"/>
@@ -1551,7 +1581,7 @@
         </w:tc>
         <w:tc>
           <w:tcPr>
-            <w:tcW w:w="1571" w:type="dxa"/>
+            <w:tcW w:w="1572" w:type="dxa"/>
             <w:tcBorders>
               <w:top w:val="single" w:sz="2" w:space="0" w:color="000000"/>
               <w:start w:val="single" w:sz="2" w:space="0" w:color="000000"/>
@@ -1623,7 +1653,7 @@
         </w:tc>
         <w:tc>
           <w:tcPr>
-            <w:tcW w:w="2279" w:type="dxa"/>
+            <w:tcW w:w="2278" w:type="dxa"/>
             <w:tcBorders>
               <w:top w:val="single" w:sz="2" w:space="0" w:color="000000"/>
               <w:start w:val="single" w:sz="2" w:space="0" w:color="000000"/>
@@ -1653,7 +1683,7 @@
         </w:tc>
         <w:tc>
           <w:tcPr>
-            <w:tcW w:w="1571" w:type="dxa"/>
+            <w:tcW w:w="1572" w:type="dxa"/>
             <w:tcBorders>
               <w:top w:val="single" w:sz="2" w:space="0" w:color="000000"/>
               <w:start w:val="single" w:sz="2" w:space="0" w:color="000000"/>
@@ -1807,240 +1837,12 @@
           <w:sz w:val="32"/>
           <w:szCs w:val="32"/>
         </w:rPr>
-        <w:t>4. Software Connectivity (All Platforms)</w:t>
-      </w:r>
-    </w:p>
-    <w:p>
-      <w:pPr>
-        <w:pStyle w:val="BodyText"/>
-        <w:numPr>
-          <w:ilvl w:val="0"/>
-          <w:numId w:val="2"/>
-        </w:numPr>
-        <w:tabs>
-          <w:tab w:val="left" w:pos="709" w:leader="none"/>
-        </w:tabs>
-        <w:bidi w:val="0"/>
-        <w:spacing w:lineRule="auto" w:line="274" w:before="0" w:after="140"/>
-        <w:ind w:hanging="283" w:start="709" w:end="0"/>
-        <w:jc w:val="start"/>
-        <w:rPr>
-          <w:rFonts w:ascii="Google Sans Text;sans-serif" w:hAnsi="Google Sans Text;sans-serif"/>
-        </w:rPr>
-      </w:pPr>
-      <w:r>
-        <w:rPr>
-          <w:rFonts w:ascii="Google Sans Text;sans-serif" w:hAnsi="Google Sans Text;sans-serif"/>
-          <w:b/>
-        </w:rPr>
-        <w:t>Driver Installation:</w:t>
-      </w:r>
-      <w:r>
-        <w:rPr>
-          <w:rFonts w:ascii="Google Sans Text;sans-serif" w:hAnsi="Google Sans Text;sans-serif"/>
-        </w:rPr>
-        <w:t xml:space="preserve"> Ensure your OS recognizes the USB chipset (FTDI or Prolific).</w:t>
-      </w:r>
-    </w:p>
-    <w:p>
-      <w:pPr>
-        <w:pStyle w:val="BodyText"/>
-        <w:numPr>
-          <w:ilvl w:val="0"/>
-          <w:numId w:val="2"/>
-        </w:numPr>
-        <w:tabs>
-          <w:tab w:val="left" w:pos="709" w:leader="none"/>
-        </w:tabs>
-        <w:bidi w:val="0"/>
-        <w:spacing w:lineRule="auto" w:line="274" w:before="0" w:after="140"/>
-        <w:ind w:hanging="283" w:start="709" w:end="0"/>
-        <w:jc w:val="start"/>
-        <w:rPr/>
-      </w:pPr>
-      <w:r>
-        <w:rPr>
-          <w:rFonts w:ascii="Google Sans Text;sans-serif" w:hAnsi="Google Sans Text;sans-serif"/>
-          <w:b/>
-        </w:rPr>
-        <w:t>Launch AspeQt-2k26:</w:t>
-      </w:r>
-      <w:r>
-        <w:rPr>
-          <w:rFonts w:ascii="Google Sans Text;sans-serif" w:hAnsi="Google Sans Text;sans-serif"/>
-        </w:rPr>
-        <w:t xml:space="preserve"> * </w:t>
-      </w:r>
-      <w:r>
-        <w:rPr>
-          <w:rFonts w:ascii="Google Sans Text;sans-serif" w:hAnsi="Google Sans Text;sans-serif"/>
-          <w:b/>
-        </w:rPr>
-        <w:t>Serial Port:</w:t>
-      </w:r>
-      <w:r>
-        <w:rPr>
-          <w:rFonts w:ascii="Google Sans Text;sans-serif" w:hAnsi="Google Sans Text;sans-serif"/>
-        </w:rPr>
-        <w:t xml:space="preserve"> Select the COM port (Windows) or </w:t>
-      </w:r>
-      <w:r>
-        <w:rPr>
-          <w:rStyle w:val="SourceText"/>
-          <w:rFonts w:ascii="Google Sans Text;sans-serif" w:hAnsi="Google Sans Text;sans-serif"/>
-        </w:rPr>
-        <w:t>/dev/ttyUSBx</w:t>
-      </w:r>
-      <w:r>
-        <w:rPr>
-          <w:rFonts w:ascii="Google Sans Text;sans-serif" w:hAnsi="Google Sans Text;sans-serif"/>
-        </w:rPr>
-        <w:t xml:space="preserve"> (Linux/macOS) associated with your cable.</w:t>
-      </w:r>
-    </w:p>
-    <w:p>
-      <w:pPr>
-        <w:pStyle w:val="BodyText"/>
-        <w:numPr>
-          <w:ilvl w:val="1"/>
-          <w:numId w:val="2"/>
-        </w:numPr>
-        <w:tabs>
-          <w:tab w:val="clear" w:pos="709"/>
-          <w:tab w:val="left" w:pos="1418" w:leader="none"/>
-        </w:tabs>
-        <w:bidi w:val="0"/>
-        <w:spacing w:lineRule="auto" w:line="274" w:before="0" w:after="140"/>
-        <w:ind w:hanging="283" w:start="1418" w:end="0"/>
-        <w:jc w:val="start"/>
-        <w:rPr>
-          <w:rFonts w:ascii="Google Sans Text;sans-serif" w:hAnsi="Google Sans Text;sans-serif"/>
-        </w:rPr>
-      </w:pPr>
-      <w:r>
-        <w:rPr>
-          <w:rFonts w:ascii="Google Sans Text;sans-serif" w:hAnsi="Google Sans Text;sans-serif"/>
-          <w:b/>
-        </w:rPr>
-        <w:t>Baud Rate:</w:t>
-      </w:r>
-      <w:r>
-        <w:rPr>
-          <w:rFonts w:ascii="Google Sans Text;sans-serif" w:hAnsi="Google Sans Text;sans-serif"/>
-        </w:rPr>
-        <w:t xml:space="preserve"> Standard start is </w:t>
-      </w:r>
-      <w:r>
-        <w:rPr>
-          <w:rFonts w:ascii="Google Sans Text;sans-serif" w:hAnsi="Google Sans Text;sans-serif"/>
-          <w:b/>
-        </w:rPr>
-        <w:t>19,200</w:t>
-      </w:r>
-      <w:r>
-        <w:rPr>
-          <w:rFonts w:ascii="Google Sans Text;sans-serif" w:hAnsi="Google Sans Text;sans-serif"/>
-        </w:rPr>
-        <w:t>. Once verified, AspeQt-2k26 supports high-speed SIO routines.</w:t>
-      </w:r>
-    </w:p>
-    <w:p>
-      <w:pPr>
-        <w:pStyle w:val="BodyText"/>
-        <w:numPr>
-          <w:ilvl w:val="0"/>
-          <w:numId w:val="2"/>
-        </w:numPr>
-        <w:tabs>
-          <w:tab w:val="left" w:pos="709" w:leader="none"/>
-        </w:tabs>
-        <w:bidi w:val="0"/>
-        <w:spacing w:lineRule="auto" w:line="274" w:before="0" w:after="140"/>
-        <w:ind w:hanging="283" w:start="709" w:end="0"/>
-        <w:jc w:val="start"/>
-        <w:rPr>
-          <w:rFonts w:ascii="Google Sans Text;sans-serif" w:hAnsi="Google Sans Text;sans-serif"/>
-        </w:rPr>
-      </w:pPr>
-      <w:r>
-        <w:rPr>
-          <w:rFonts w:ascii="Google Sans Text;sans-serif" w:hAnsi="Google Sans Text;sans-serif"/>
-          <w:b/>
-        </w:rPr>
-        <w:t>Integrated TNFS:</w:t>
-      </w:r>
-      <w:r>
-        <w:rPr>
-          <w:rFonts w:ascii="Google Sans Text;sans-serif" w:hAnsi="Google Sans Text;sans-serif"/>
-        </w:rPr>
-        <w:t xml:space="preserve"> Use the built-in browser to pull files directly from the web to your Atari.</w:t>
-      </w:r>
-    </w:p>
-    <w:p>
-      <w:pPr>
-        <w:pStyle w:val="BodyText"/>
-        <w:bidi w:val="0"/>
-        <w:spacing w:lineRule="auto" w:line="274" w:before="0" w:after="140"/>
-        <w:ind w:hanging="0" w:start="0" w:end="0"/>
-        <w:jc w:val="start"/>
-        <w:rPr>
-          <w:rFonts w:ascii="Google Sans Text;sans-serif" w:hAnsi="Google Sans Text;sans-serif"/>
-        </w:rPr>
-      </w:pPr>
-      <w:r>
-        <w:rPr>
-          <w:rFonts w:ascii="Google Sans Text;sans-serif" w:hAnsi="Google Sans Text;sans-serif"/>
-        </w:rPr>
-      </w:r>
-    </w:p>
-    <w:p>
-      <w:pPr>
-        <w:pStyle w:val="BodyText"/>
-        <w:bidi w:val="0"/>
-        <w:spacing w:lineRule="auto" w:line="274" w:before="0" w:after="140"/>
-        <w:ind w:hanging="0" w:start="0" w:end="0"/>
-        <w:jc w:val="start"/>
-        <w:rPr>
-          <w:rFonts w:ascii="Google Sans Text;sans-serif" w:hAnsi="Google Sans Text;sans-serif"/>
-        </w:rPr>
-      </w:pPr>
-      <w:r>
-        <w:rPr>
-          <w:rFonts w:ascii="Google Sans Text;sans-serif" w:hAnsi="Google Sans Text;sans-serif"/>
-        </w:rPr>
-      </w:r>
-    </w:p>
-    <w:p>
-      <w:pPr>
-        <w:pStyle w:val="BodyText"/>
-        <w:bidi w:val="0"/>
-        <w:spacing w:lineRule="auto" w:line="274" w:before="0" w:after="140"/>
-        <w:ind w:hanging="0" w:start="0" w:end="0"/>
-        <w:jc w:val="start"/>
-        <w:rPr>
-          <w:rFonts w:ascii="Google Sans Text;sans-serif" w:hAnsi="Google Sans Text;sans-serif"/>
-        </w:rPr>
-      </w:pPr>
-      <w:r>
-        <w:rPr>
-          <w:rFonts w:ascii="Google Sans Text;sans-serif" w:hAnsi="Google Sans Text;sans-serif"/>
-        </w:rPr>
-      </w:r>
-    </w:p>
-    <w:p>
-      <w:pPr>
-        <w:pStyle w:val="HorizontalLine"/>
-        <w:bidi w:val="0"/>
-        <w:jc w:val="start"/>
-        <w:rPr/>
-      </w:pPr>
-      <w:r>
-        <w:rPr/>
-      </w:r>
-    </w:p>
-    <w:p>
-      <w:pPr>
-        <w:pStyle w:val="Heading2"/>
+        <w:t xml:space="preserve">Software Setting: In AspeQt, set Handshake to "CTS". </w:t>
+      </w:r>
+    </w:p>
+    <w:p>
+      <w:pPr>
+        <w:pStyle w:val="BodyText"/>
         <w:bidi w:val="0"/>
         <w:spacing w:lineRule="auto" w:line="274" w:before="0" w:after="120"/>
         <w:ind w:hanging="0" w:start="0" w:end="0"/>
@@ -2059,143 +1861,409 @@
           <w:sz w:val="32"/>
           <w:szCs w:val="32"/>
         </w:rPr>
+      </w:r>
+    </w:p>
+    <w:p>
+      <w:pPr>
+        <w:pStyle w:val="BodyText"/>
+        <w:bidi w:val="0"/>
+        <w:spacing w:lineRule="auto" w:line="274" w:before="0" w:after="120"/>
+        <w:ind w:hanging="0" w:start="0" w:end="0"/>
+        <w:jc w:val="start"/>
+        <w:rPr>
+          <w:rFonts w:ascii="Google Sans Text;sans-serif" w:hAnsi="Google Sans Text;sans-serif"/>
+          <w:b w:val="false"/>
+          <w:sz w:val="24"/>
+          <w:szCs w:val="24"/>
+        </w:rPr>
+      </w:pPr>
+      <w:r>
+        <w:rPr>
+          <w:rFonts w:ascii="Google Sans Text;sans-serif" w:hAnsi="Google Sans Text;sans-serif"/>
+          <w:b w:val="false"/>
+          <w:bCs w:val="false"/>
+          <w:sz w:val="24"/>
+          <w:szCs w:val="24"/>
+        </w:rPr>
+        <w:t>R: Device Emulation &amp; CTS Logic (New for AspeQt-2k26): By connecting the CTS pin (Pin 7) as shown above, your FT232 cable fully supports AspeQt-2k26's native 850 R: Device emulation (Virtual Modem) for BBS connectivity.</w:t>
+      </w:r>
+    </w:p>
+    <w:p>
+      <w:pPr>
+        <w:pStyle w:val="BodyText"/>
+        <w:bidi w:val="0"/>
+        <w:spacing w:lineRule="auto" w:line="274" w:before="0" w:after="120"/>
+        <w:ind w:hanging="0" w:start="0" w:end="0"/>
+        <w:jc w:val="start"/>
+        <w:rPr>
+          <w:rFonts w:ascii="Google Sans Text;sans-serif" w:hAnsi="Google Sans Text;sans-serif"/>
+          <w:b w:val="false"/>
+          <w:bCs w:val="false"/>
+          <w:sz w:val="24"/>
+          <w:szCs w:val="24"/>
+        </w:rPr>
+      </w:pPr>
+      <w:r>
+        <w:rPr>
+          <w:rFonts w:ascii="Google Sans Text;sans-serif" w:hAnsi="Google Sans Text;sans-serif"/>
+          <w:b w:val="false"/>
+          <w:bCs w:val="false"/>
+          <w:sz w:val="24"/>
+          <w:szCs w:val="24"/>
+        </w:rPr>
+        <w:t>Important Note on CTS Inversion: Legacy Atari software was built around physical RS-232 adapters that physically inverted logic signals. Most modern, generic FT232 breakout boards use standard TTL logic (non-inverted). If your R: Device emulation instantly drops or exits stream mode, the software is expecting an inverted signal. To fix this, simply toggle the "Invert CTS Logic" setting in the AspeQt-2k26 options, or use the free FT_PROG utility to flash the hardware EEPROM on your FTDI chip to invert the CTS pin permanently.</w:t>
+      </w:r>
+    </w:p>
+    <w:p>
+      <w:pPr>
+        <w:pStyle w:val="BodyText"/>
+        <w:bidi w:val="0"/>
+        <w:spacing w:lineRule="auto" w:line="274" w:before="0" w:after="120"/>
+        <w:ind w:hanging="0" w:start="0" w:end="0"/>
+        <w:jc w:val="start"/>
+        <w:rPr>
+          <w:rFonts w:ascii="Google Sans Text;sans-serif" w:hAnsi="Google Sans Text;sans-serif"/>
+          <w:b w:val="false"/>
+          <w:bCs w:val="false"/>
+          <w:sz w:val="24"/>
+          <w:szCs w:val="24"/>
+        </w:rPr>
+      </w:pPr>
+      <w:r>
+        <w:rPr>
+          <w:rFonts w:ascii="Google Sans Text;sans-serif" w:hAnsi="Google Sans Text;sans-serif"/>
+          <w:b w:val="false"/>
+          <w:bCs w:val="false"/>
+          <w:sz w:val="24"/>
+          <w:szCs w:val="24"/>
+        </w:rPr>
+      </w:r>
+    </w:p>
+    <w:p>
+      <w:pPr>
+        <w:pStyle w:val="BodyText"/>
+        <w:bidi w:val="0"/>
+        <w:spacing w:lineRule="auto" w:line="274" w:before="0" w:after="120"/>
+        <w:ind w:hanging="0" w:start="0" w:end="0"/>
+        <w:jc w:val="start"/>
+        <w:rPr>
+          <w:rFonts w:ascii="Google Sans Text;sans-serif" w:hAnsi="Google Sans Text;sans-serif"/>
+          <w:b/>
+          <w:sz w:val="32"/>
+          <w:szCs w:val="32"/>
+        </w:rPr>
+      </w:pPr>
+      <w:r>
+        <w:rPr>
+          <w:rFonts w:ascii="Google Sans Text;sans-serif" w:hAnsi="Google Sans Text;sans-serif"/>
+          <w:b/>
+          <w:sz w:val="32"/>
+          <w:szCs w:val="32"/>
+        </w:rPr>
+        <w:t xml:space="preserve">4. Software Connectivity (All Platforms) </w:t>
+      </w:r>
+    </w:p>
+    <w:p>
+      <w:pPr>
+        <w:pStyle w:val="BodyText"/>
+        <w:bidi w:val="0"/>
+        <w:spacing w:lineRule="auto" w:line="274" w:before="0" w:after="120"/>
+        <w:ind w:hanging="0" w:start="0" w:end="0"/>
+        <w:jc w:val="start"/>
+        <w:rPr>
+          <w:rFonts w:ascii="Google Sans Text;sans-serif" w:hAnsi="Google Sans Text;sans-serif"/>
+          <w:b w:val="false"/>
+          <w:bCs w:val="false"/>
+          <w:sz w:val="24"/>
+          <w:szCs w:val="24"/>
+        </w:rPr>
+      </w:pPr>
+      <w:r>
+        <w:rPr>
+          <w:rFonts w:ascii="Google Sans Text;sans-serif" w:hAnsi="Google Sans Text;sans-serif"/>
+          <w:b w:val="false"/>
+          <w:bCs w:val="false"/>
+          <w:sz w:val="24"/>
+          <w:szCs w:val="24"/>
+        </w:rPr>
+      </w:r>
+    </w:p>
+    <w:p>
+      <w:pPr>
+        <w:pStyle w:val="BodyText"/>
+        <w:bidi w:val="0"/>
+        <w:spacing w:lineRule="auto" w:line="274" w:before="0" w:after="120"/>
+        <w:ind w:hanging="0" w:start="0" w:end="0"/>
+        <w:jc w:val="start"/>
+        <w:rPr>
+          <w:rFonts w:ascii="Google Sans Text;sans-serif" w:hAnsi="Google Sans Text;sans-serif"/>
+          <w:b w:val="false"/>
+          <w:bCs w:val="false"/>
+          <w:sz w:val="24"/>
+          <w:szCs w:val="24"/>
+        </w:rPr>
+      </w:pPr>
+      <w:r>
+        <w:rPr>
+          <w:rFonts w:ascii="Google Sans Text;sans-serif" w:hAnsi="Google Sans Text;sans-serif"/>
+          <w:b w:val="false"/>
+          <w:bCs w:val="false"/>
+          <w:sz w:val="24"/>
+          <w:szCs w:val="24"/>
+        </w:rPr>
+        <w:t xml:space="preserve">Driver Installation: Ensure your OS recognizes the USB chipset (FTDI or Prolific). </w:t>
+      </w:r>
+    </w:p>
+    <w:p>
+      <w:pPr>
+        <w:pStyle w:val="BodyText"/>
+        <w:bidi w:val="0"/>
+        <w:spacing w:lineRule="auto" w:line="274" w:before="0" w:after="120"/>
+        <w:ind w:hanging="0" w:start="0" w:end="0"/>
+        <w:jc w:val="start"/>
+        <w:rPr>
+          <w:rFonts w:ascii="Google Sans Text;sans-serif" w:hAnsi="Google Sans Text;sans-serif"/>
+          <w:b w:val="false"/>
+          <w:bCs w:val="false"/>
+          <w:sz w:val="24"/>
+          <w:szCs w:val="24"/>
+        </w:rPr>
+      </w:pPr>
+      <w:r>
+        <w:rPr>
+          <w:rFonts w:ascii="Google Sans Text;sans-serif" w:hAnsi="Google Sans Text;sans-serif"/>
+          <w:b w:val="false"/>
+          <w:bCs w:val="false"/>
+          <w:sz w:val="24"/>
+          <w:szCs w:val="24"/>
+        </w:rPr>
+        <w:t xml:space="preserve">Launch AspeQt-2k26: * Serial Port: Select the COM port (Windows) or /dev/ttyUSBx (Linux/macOS) associated with your cable. </w:t>
+      </w:r>
+    </w:p>
+    <w:p>
+      <w:pPr>
+        <w:pStyle w:val="BodyText"/>
+        <w:bidi w:val="0"/>
+        <w:spacing w:lineRule="auto" w:line="274" w:before="0" w:after="120"/>
+        <w:ind w:hanging="0" w:start="0" w:end="0"/>
+        <w:jc w:val="start"/>
+        <w:rPr>
+          <w:rFonts w:ascii="Google Sans Text;sans-serif" w:hAnsi="Google Sans Text;sans-serif"/>
+          <w:b w:val="false"/>
+          <w:bCs w:val="false"/>
+          <w:sz w:val="24"/>
+          <w:szCs w:val="24"/>
+        </w:rPr>
+      </w:pPr>
+      <w:r>
+        <w:rPr>
+          <w:rFonts w:ascii="Google Sans Text;sans-serif" w:hAnsi="Google Sans Text;sans-serif"/>
+          <w:b w:val="false"/>
+          <w:bCs w:val="false"/>
+          <w:sz w:val="24"/>
+          <w:szCs w:val="24"/>
+        </w:rPr>
+        <w:t xml:space="preserve">Baud Rate: Standard start is 19,200. Once verified, AspeQt-2k26 supports high-speed SIO routines. </w:t>
+      </w:r>
+    </w:p>
+    <w:p>
+      <w:pPr>
+        <w:pStyle w:val="BodyText"/>
+        <w:bidi w:val="0"/>
+        <w:spacing w:lineRule="auto" w:line="274" w:before="0" w:after="120"/>
+        <w:ind w:hanging="0" w:start="0" w:end="0"/>
+        <w:jc w:val="start"/>
+        <w:rPr>
+          <w:rFonts w:ascii="Google Sans Text;sans-serif" w:hAnsi="Google Sans Text;sans-serif"/>
+          <w:b w:val="false"/>
+          <w:bCs w:val="false"/>
+          <w:sz w:val="24"/>
+          <w:szCs w:val="24"/>
+        </w:rPr>
+      </w:pPr>
+      <w:r>
+        <w:rPr>
+          <w:rFonts w:ascii="Google Sans Text;sans-serif" w:hAnsi="Google Sans Text;sans-serif"/>
+          <w:b w:val="false"/>
+          <w:bCs w:val="false"/>
+          <w:sz w:val="24"/>
+          <w:szCs w:val="24"/>
+        </w:rPr>
+        <w:t xml:space="preserve">Integrated TNFS: Use the built-in browser to pull files directly from the web to your Atari. </w:t>
+      </w:r>
+    </w:p>
+    <w:p>
+      <w:pPr>
+        <w:pStyle w:val="BodyText"/>
+        <w:bidi w:val="0"/>
+        <w:spacing w:lineRule="auto" w:line="274" w:before="0" w:after="120"/>
+        <w:ind w:hanging="0" w:start="0" w:end="0"/>
+        <w:jc w:val="start"/>
+        <w:rPr>
+          <w:rFonts w:ascii="Google Sans Text;sans-serif" w:hAnsi="Google Sans Text;sans-serif"/>
+          <w:b/>
+          <w:sz w:val="32"/>
+          <w:szCs w:val="32"/>
+        </w:rPr>
+      </w:pPr>
+      <w:r>
+        <w:rPr>
+          <w:rFonts w:ascii="Google Sans Text;sans-serif" w:hAnsi="Google Sans Text;sans-serif"/>
+          <w:b/>
+          <w:sz w:val="32"/>
+          <w:szCs w:val="32"/>
+        </w:rPr>
+      </w:r>
+      <w:r>
+        <w:br w:type="page"/>
+      </w:r>
+    </w:p>
+    <w:p>
+      <w:pPr>
+        <w:pStyle w:val="BodyText"/>
+        <w:bidi w:val="0"/>
+        <w:spacing w:lineRule="auto" w:line="274" w:before="0" w:after="120"/>
+        <w:ind w:hanging="0" w:start="0" w:end="0"/>
+        <w:jc w:val="start"/>
+        <w:rPr>
+          <w:rFonts w:ascii="Google Sans Text;sans-serif" w:hAnsi="Google Sans Text;sans-serif"/>
+          <w:b/>
+          <w:sz w:val="32"/>
+          <w:szCs w:val="32"/>
+        </w:rPr>
+      </w:pPr>
+      <w:r>
+        <w:rPr>
+          <w:rFonts w:ascii="Google Sans Text;sans-serif" w:hAnsi="Google Sans Text;sans-serif"/>
+          <w:b/>
+          <w:sz w:val="32"/>
+          <w:szCs w:val="32"/>
+        </w:rPr>
+      </w:r>
+    </w:p>
+    <w:p>
+      <w:pPr>
+        <w:pStyle w:val="BodyText"/>
+        <w:bidi w:val="0"/>
+        <w:spacing w:lineRule="auto" w:line="274" w:before="0" w:after="120"/>
+        <w:ind w:hanging="0" w:start="0" w:end="0"/>
+        <w:jc w:val="start"/>
+        <w:rPr>
+          <w:rFonts w:ascii="Google Sans Text;sans-serif" w:hAnsi="Google Sans Text;sans-serif"/>
+          <w:b/>
+          <w:sz w:val="32"/>
+          <w:szCs w:val="32"/>
+        </w:rPr>
+      </w:pPr>
+      <w:r>
+        <w:rPr>
+          <w:rFonts w:ascii="Google Sans Text;sans-serif" w:hAnsi="Google Sans Text;sans-serif"/>
+          <w:b/>
+          <w:sz w:val="32"/>
+          <w:szCs w:val="32"/>
+        </w:rPr>
         <w:t>5. Troubleshooting</w:t>
       </w:r>
     </w:p>
     <w:p>
       <w:pPr>
         <w:pStyle w:val="BodyText"/>
-        <w:numPr>
-          <w:ilvl w:val="0"/>
-          <w:numId w:val="3"/>
-        </w:numPr>
-        <w:tabs>
-          <w:tab w:val="left" w:pos="709" w:leader="none"/>
-        </w:tabs>
-        <w:bidi w:val="0"/>
-        <w:spacing w:lineRule="auto" w:line="274" w:before="0" w:after="140"/>
-        <w:ind w:hanging="283" w:start="709" w:end="0"/>
-        <w:jc w:val="start"/>
-        <w:rPr>
-          <w:rFonts w:ascii="Google Sans Text;sans-serif" w:hAnsi="Google Sans Text;sans-serif"/>
-        </w:rPr>
-      </w:pPr>
-      <w:r>
-        <w:rPr>
-          <w:rFonts w:ascii="Google Sans Text;sans-serif" w:hAnsi="Google Sans Text;sans-serif"/>
-          <w:b/>
-        </w:rPr>
-        <w:t>Handshake Mismatch:</w:t>
-      </w:r>
-      <w:r>
-        <w:rPr>
-          <w:rFonts w:ascii="Google Sans Text;sans-serif" w:hAnsi="Google Sans Text;sans-serif"/>
-        </w:rPr>
-        <w:t xml:space="preserve"> If the cable fails to "see" the Atari, double-check your Handshake setting (None for PL2303, CTS for FTDI).</w:t>
-      </w:r>
-    </w:p>
-    <w:p>
-      <w:pPr>
-        <w:pStyle w:val="BodyText"/>
-        <w:numPr>
-          <w:ilvl w:val="0"/>
-          <w:numId w:val="3"/>
-        </w:numPr>
-        <w:tabs>
-          <w:tab w:val="left" w:pos="709" w:leader="none"/>
-        </w:tabs>
-        <w:bidi w:val="0"/>
-        <w:spacing w:lineRule="auto" w:line="274" w:before="0" w:after="140"/>
-        <w:ind w:hanging="283" w:start="709" w:end="0"/>
-        <w:jc w:val="start"/>
-        <w:rPr>
-          <w:rFonts w:ascii="Google Sans Text;sans-serif" w:hAnsi="Google Sans Text;sans-serif"/>
-        </w:rPr>
-      </w:pPr>
-      <w:r>
-        <w:rPr>
-          <w:rFonts w:ascii="Google Sans Text;sans-serif" w:hAnsi="Google Sans Text;sans-serif"/>
-          <w:b/>
-        </w:rPr>
-        <w:t>Wiring Check:</w:t>
-      </w:r>
-      <w:r>
-        <w:rPr>
-          <w:rFonts w:ascii="Google Sans Text;sans-serif" w:hAnsi="Google Sans Text;sans-serif"/>
-        </w:rPr>
-        <w:t xml:space="preserve"> Ensure TXD and RXD are correctly swapped (Atari Data In connects to USB TXD).</w:t>
-      </w:r>
-    </w:p>
-    <w:p>
-      <w:pPr>
-        <w:pStyle w:val="BodyText"/>
-        <w:numPr>
-          <w:ilvl w:val="0"/>
-          <w:numId w:val="3"/>
-        </w:numPr>
-        <w:tabs>
-          <w:tab w:val="left" w:pos="709" w:leader="none"/>
-        </w:tabs>
-        <w:bidi w:val="0"/>
-        <w:spacing w:lineRule="auto" w:line="274" w:before="0" w:after="140"/>
-        <w:ind w:hanging="283" w:start="709" w:end="0"/>
-        <w:jc w:val="start"/>
-        <w:rPr>
-          <w:rFonts w:ascii="Google Sans Text;sans-serif" w:hAnsi="Google Sans Text;sans-serif"/>
-        </w:rPr>
-      </w:pPr>
-      <w:r>
-        <w:rPr>
-          <w:rFonts w:ascii="Google Sans Text;sans-serif" w:hAnsi="Google Sans Text;sans-serif"/>
-          <w:b/>
-        </w:rPr>
-        <w:t>OS Compatibility:</w:t>
-      </w:r>
-      <w:r>
-        <w:rPr>
-          <w:rFonts w:ascii="Google Sans Text;sans-serif" w:hAnsi="Google Sans Text;sans-serif"/>
-        </w:rPr>
-        <w:t xml:space="preserve"> The FT232RL chipset generally has better driver support across modern macOS and Linux versions.</w:t>
-      </w:r>
-    </w:p>
-    <w:p>
-      <w:pPr>
-        <w:pStyle w:val="HorizontalLine"/>
-        <w:bidi w:val="0"/>
-        <w:jc w:val="start"/>
-        <w:rPr/>
-      </w:pPr>
-      <w:r>
-        <w:rPr/>
-      </w:r>
-    </w:p>
-    <w:p>
-      <w:pPr>
-        <w:pStyle w:val="BodyText"/>
-        <w:bidi w:val="0"/>
-        <w:spacing w:lineRule="auto" w:line="274" w:before="0" w:after="140"/>
-        <w:ind w:hanging="0" w:start="0" w:end="0"/>
-        <w:jc w:val="start"/>
-        <w:rPr>
-          <w:rFonts w:ascii="Google Sans Text;sans-serif" w:hAnsi="Google Sans Text;sans-serif"/>
-        </w:rPr>
-      </w:pPr>
-      <w:r>
-        <w:rPr>
-          <w:rFonts w:ascii="Google Sans Text;sans-serif" w:hAnsi="Google Sans Text;sans-serif"/>
-        </w:rPr>
-        <w:t xml:space="preserve">AspeQt-2k26 | Future-Proofing the Atari Community | 13leader.net </w:t>
-      </w:r>
-    </w:p>
-    <w:p>
-      <w:pPr>
-        <w:pStyle w:val="Normal"/>
-        <w:bidi w:val="0"/>
-        <w:jc w:val="start"/>
-        <w:rPr/>
-      </w:pPr>
-      <w:r>
-        <w:rPr/>
+        <w:bidi w:val="0"/>
+        <w:spacing w:lineRule="auto" w:line="274" w:before="0" w:after="120"/>
+        <w:ind w:hanging="0" w:start="0" w:end="0"/>
+        <w:jc w:val="start"/>
+        <w:rPr>
+          <w:rFonts w:ascii="Google Sans Text;sans-serif" w:hAnsi="Google Sans Text;sans-serif"/>
+          <w:b/>
+          <w:sz w:val="32"/>
+          <w:szCs w:val="32"/>
+        </w:rPr>
+      </w:pPr>
+      <w:r>
+        <w:rPr>
+          <w:rFonts w:ascii="Google Sans Text;sans-serif" w:hAnsi="Google Sans Text;sans-serif"/>
+          <w:b/>
+          <w:sz w:val="32"/>
+          <w:szCs w:val="32"/>
+        </w:rPr>
+      </w:r>
+    </w:p>
+    <w:p>
+      <w:pPr>
+        <w:pStyle w:val="BodyText"/>
+        <w:bidi w:val="0"/>
+        <w:spacing w:lineRule="auto" w:line="274" w:before="0" w:after="120"/>
+        <w:ind w:hanging="0" w:start="0" w:end="0"/>
+        <w:jc w:val="start"/>
+        <w:rPr>
+          <w:rFonts w:ascii="Google Sans Text;sans-serif" w:hAnsi="Google Sans Text;sans-serif"/>
+          <w:b w:val="false"/>
+          <w:bCs w:val="false"/>
+          <w:sz w:val="24"/>
+          <w:szCs w:val="24"/>
+        </w:rPr>
+      </w:pPr>
+      <w:r>
+        <w:rPr>
+          <w:rFonts w:ascii="Google Sans Text;sans-serif" w:hAnsi="Google Sans Text;sans-serif"/>
+          <w:b w:val="false"/>
+          <w:bCs w:val="false"/>
+          <w:sz w:val="24"/>
+          <w:szCs w:val="24"/>
+        </w:rPr>
+        <w:t xml:space="preserve">Handshake Mismatch: If the cable fails to "see" the Atari, double-check your Handshake setting (None for PL2303, CTS for FTDI). </w:t>
+      </w:r>
+    </w:p>
+    <w:p>
+      <w:pPr>
+        <w:pStyle w:val="BodyText"/>
+        <w:bidi w:val="0"/>
+        <w:spacing w:lineRule="auto" w:line="274" w:before="0" w:after="120"/>
+        <w:ind w:hanging="0" w:start="0" w:end="0"/>
+        <w:jc w:val="start"/>
+        <w:rPr>
+          <w:rFonts w:ascii="Google Sans Text;sans-serif" w:hAnsi="Google Sans Text;sans-serif"/>
+          <w:b w:val="false"/>
+          <w:bCs w:val="false"/>
+          <w:sz w:val="24"/>
+          <w:szCs w:val="24"/>
+        </w:rPr>
+      </w:pPr>
+      <w:r>
+        <w:rPr>
+          <w:rFonts w:ascii="Google Sans Text;sans-serif" w:hAnsi="Google Sans Text;sans-serif"/>
+          <w:b w:val="false"/>
+          <w:bCs w:val="false"/>
+          <w:sz w:val="24"/>
+          <w:szCs w:val="24"/>
+        </w:rPr>
+        <w:t xml:space="preserve">Wiring Check: Ensure TXD and RXD are correctly swapped (Atari Data In connects to USB TXD). </w:t>
+      </w:r>
+    </w:p>
+    <w:p>
+      <w:pPr>
+        <w:pStyle w:val="BodyText"/>
+        <w:bidi w:val="0"/>
+        <w:spacing w:lineRule="auto" w:line="274" w:before="0" w:after="120"/>
+        <w:ind w:hanging="0" w:start="0" w:end="0"/>
+        <w:jc w:val="start"/>
+        <w:rPr>
+          <w:rFonts w:ascii="Google Sans Text;sans-serif" w:hAnsi="Google Sans Text;sans-serif"/>
+          <w:b w:val="false"/>
+          <w:bCs w:val="false"/>
+          <w:sz w:val="24"/>
+          <w:szCs w:val="24"/>
+        </w:rPr>
+      </w:pPr>
+      <w:r>
+        <w:rPr>
+          <w:rFonts w:ascii="Google Sans Text;sans-serif" w:hAnsi="Google Sans Text;sans-serif"/>
+          <w:b w:val="false"/>
+          <w:bCs w:val="false"/>
+          <w:sz w:val="24"/>
+          <w:szCs w:val="24"/>
+        </w:rPr>
+        <w:t>OS Compatibility: The FT232RL chipset generally has better driver support across modern macOS and Linux versions.</w:t>
       </w:r>
     </w:p>
     <w:sectPr>
@@ -2353,278 +2421,6 @@
   <w:abstractNum w:abstractNumId="2">
     <w:lvl w:ilvl="0">
       <w:start w:val="1"/>
-      <w:numFmt w:val="decimal"/>
-      <w:lvlText w:val="%1."/>
-      <w:lvlJc w:val="start"/>
-      <w:pPr>
-        <w:tabs>
-          <w:tab w:val="num" w:pos="709"/>
-        </w:tabs>
-        <w:ind w:start="709" w:hanging="283"/>
-      </w:pPr>
-      <w:rPr/>
-    </w:lvl>
-    <w:lvl w:ilvl="1">
-      <w:start w:val="1"/>
-      <w:numFmt w:val="bullet"/>
-      <w:lvlText w:val=""/>
-      <w:lvlJc w:val="start"/>
-      <w:pPr>
-        <w:tabs>
-          <w:tab w:val="num" w:pos="1418"/>
-        </w:tabs>
-        <w:ind w:start="1418" w:hanging="283"/>
-      </w:pPr>
-      <w:rPr>
-        <w:rFonts w:ascii="Symbol" w:hAnsi="Symbol" w:cs="Symbol" w:hint="default"/>
-      </w:rPr>
-    </w:lvl>
-    <w:lvl w:ilvl="2">
-      <w:start w:val="1"/>
-      <w:numFmt w:val="bullet"/>
-      <w:lvlText w:val=""/>
-      <w:lvlJc w:val="start"/>
-      <w:pPr>
-        <w:tabs>
-          <w:tab w:val="num" w:pos="2127"/>
-        </w:tabs>
-        <w:ind w:start="2127" w:hanging="283"/>
-      </w:pPr>
-      <w:rPr>
-        <w:rFonts w:ascii="Symbol" w:hAnsi="Symbol" w:cs="Symbol" w:hint="default"/>
-      </w:rPr>
-    </w:lvl>
-    <w:lvl w:ilvl="3">
-      <w:start w:val="1"/>
-      <w:numFmt w:val="bullet"/>
-      <w:lvlText w:val=""/>
-      <w:lvlJc w:val="start"/>
-      <w:pPr>
-        <w:tabs>
-          <w:tab w:val="num" w:pos="2836"/>
-        </w:tabs>
-        <w:ind w:start="2836" w:hanging="283"/>
-      </w:pPr>
-      <w:rPr>
-        <w:rFonts w:ascii="Symbol" w:hAnsi="Symbol" w:cs="Symbol" w:hint="default"/>
-      </w:rPr>
-    </w:lvl>
-    <w:lvl w:ilvl="4">
-      <w:start w:val="1"/>
-      <w:numFmt w:val="bullet"/>
-      <w:lvlText w:val=""/>
-      <w:lvlJc w:val="start"/>
-      <w:pPr>
-        <w:tabs>
-          <w:tab w:val="num" w:pos="3545"/>
-        </w:tabs>
-        <w:ind w:start="3545" w:hanging="283"/>
-      </w:pPr>
-      <w:rPr>
-        <w:rFonts w:ascii="Symbol" w:hAnsi="Symbol" w:cs="Symbol" w:hint="default"/>
-      </w:rPr>
-    </w:lvl>
-    <w:lvl w:ilvl="5">
-      <w:start w:val="1"/>
-      <w:numFmt w:val="bullet"/>
-      <w:lvlText w:val=""/>
-      <w:lvlJc w:val="start"/>
-      <w:pPr>
-        <w:tabs>
-          <w:tab w:val="num" w:pos="4254"/>
-        </w:tabs>
-        <w:ind w:start="4254" w:hanging="283"/>
-      </w:pPr>
-      <w:rPr>
-        <w:rFonts w:ascii="Symbol" w:hAnsi="Symbol" w:cs="Symbol" w:hint="default"/>
-      </w:rPr>
-    </w:lvl>
-    <w:lvl w:ilvl="6">
-      <w:start w:val="1"/>
-      <w:numFmt w:val="bullet"/>
-      <w:lvlText w:val=""/>
-      <w:lvlJc w:val="start"/>
-      <w:pPr>
-        <w:tabs>
-          <w:tab w:val="num" w:pos="4963"/>
-        </w:tabs>
-        <w:ind w:start="4963" w:hanging="283"/>
-      </w:pPr>
-      <w:rPr>
-        <w:rFonts w:ascii="Symbol" w:hAnsi="Symbol" w:cs="Symbol" w:hint="default"/>
-      </w:rPr>
-    </w:lvl>
-    <w:lvl w:ilvl="7">
-      <w:start w:val="1"/>
-      <w:numFmt w:val="bullet"/>
-      <w:lvlText w:val=""/>
-      <w:lvlJc w:val="start"/>
-      <w:pPr>
-        <w:tabs>
-          <w:tab w:val="num" w:pos="5672"/>
-        </w:tabs>
-        <w:ind w:start="5672" w:hanging="283"/>
-      </w:pPr>
-      <w:rPr>
-        <w:rFonts w:ascii="Symbol" w:hAnsi="Symbol" w:cs="Symbol" w:hint="default"/>
-      </w:rPr>
-    </w:lvl>
-    <w:lvl w:ilvl="8">
-      <w:start w:val="1"/>
-      <w:numFmt w:val="bullet"/>
-      <w:lvlText w:val=""/>
-      <w:lvlJc w:val="start"/>
-      <w:pPr>
-        <w:tabs>
-          <w:tab w:val="num" w:pos="6381"/>
-        </w:tabs>
-        <w:ind w:start="6381" w:hanging="283"/>
-      </w:pPr>
-      <w:rPr>
-        <w:rFonts w:ascii="Symbol" w:hAnsi="Symbol" w:cs="Symbol" w:hint="default"/>
-      </w:rPr>
-    </w:lvl>
-  </w:abstractNum>
-  <w:abstractNum w:abstractNumId="3">
-    <w:lvl w:ilvl="0">
-      <w:start w:val="1"/>
-      <w:numFmt w:val="bullet"/>
-      <w:lvlText w:val=""/>
-      <w:lvlJc w:val="start"/>
-      <w:pPr>
-        <w:tabs>
-          <w:tab w:val="num" w:pos="709"/>
-        </w:tabs>
-        <w:ind w:start="709" w:hanging="283"/>
-      </w:pPr>
-      <w:rPr>
-        <w:rFonts w:ascii="Symbol" w:hAnsi="Symbol" w:cs="Symbol" w:hint="default"/>
-      </w:rPr>
-    </w:lvl>
-    <w:lvl w:ilvl="1">
-      <w:start w:val="1"/>
-      <w:numFmt w:val="bullet"/>
-      <w:lvlText w:val=""/>
-      <w:lvlJc w:val="start"/>
-      <w:pPr>
-        <w:tabs>
-          <w:tab w:val="num" w:pos="1418"/>
-        </w:tabs>
-        <w:ind w:start="1418" w:hanging="283"/>
-      </w:pPr>
-      <w:rPr>
-        <w:rFonts w:ascii="Symbol" w:hAnsi="Symbol" w:cs="Symbol" w:hint="default"/>
-      </w:rPr>
-    </w:lvl>
-    <w:lvl w:ilvl="2">
-      <w:start w:val="1"/>
-      <w:numFmt w:val="bullet"/>
-      <w:lvlText w:val=""/>
-      <w:lvlJc w:val="start"/>
-      <w:pPr>
-        <w:tabs>
-          <w:tab w:val="num" w:pos="2127"/>
-        </w:tabs>
-        <w:ind w:start="2127" w:hanging="283"/>
-      </w:pPr>
-      <w:rPr>
-        <w:rFonts w:ascii="Symbol" w:hAnsi="Symbol" w:cs="Symbol" w:hint="default"/>
-      </w:rPr>
-    </w:lvl>
-    <w:lvl w:ilvl="3">
-      <w:start w:val="1"/>
-      <w:numFmt w:val="bullet"/>
-      <w:lvlText w:val=""/>
-      <w:lvlJc w:val="start"/>
-      <w:pPr>
-        <w:tabs>
-          <w:tab w:val="num" w:pos="2836"/>
-        </w:tabs>
-        <w:ind w:start="2836" w:hanging="283"/>
-      </w:pPr>
-      <w:rPr>
-        <w:rFonts w:ascii="Symbol" w:hAnsi="Symbol" w:cs="Symbol" w:hint="default"/>
-      </w:rPr>
-    </w:lvl>
-    <w:lvl w:ilvl="4">
-      <w:start w:val="1"/>
-      <w:numFmt w:val="bullet"/>
-      <w:lvlText w:val=""/>
-      <w:lvlJc w:val="start"/>
-      <w:pPr>
-        <w:tabs>
-          <w:tab w:val="num" w:pos="3545"/>
-        </w:tabs>
-        <w:ind w:start="3545" w:hanging="283"/>
-      </w:pPr>
-      <w:rPr>
-        <w:rFonts w:ascii="Symbol" w:hAnsi="Symbol" w:cs="Symbol" w:hint="default"/>
-      </w:rPr>
-    </w:lvl>
-    <w:lvl w:ilvl="5">
-      <w:start w:val="1"/>
-      <w:numFmt w:val="bullet"/>
-      <w:lvlText w:val=""/>
-      <w:lvlJc w:val="start"/>
-      <w:pPr>
-        <w:tabs>
-          <w:tab w:val="num" w:pos="4254"/>
-        </w:tabs>
-        <w:ind w:start="4254" w:hanging="283"/>
-      </w:pPr>
-      <w:rPr>
-        <w:rFonts w:ascii="Symbol" w:hAnsi="Symbol" w:cs="Symbol" w:hint="default"/>
-      </w:rPr>
-    </w:lvl>
-    <w:lvl w:ilvl="6">
-      <w:start w:val="1"/>
-      <w:numFmt w:val="bullet"/>
-      <w:lvlText w:val=""/>
-      <w:lvlJc w:val="start"/>
-      <w:pPr>
-        <w:tabs>
-          <w:tab w:val="num" w:pos="4963"/>
-        </w:tabs>
-        <w:ind w:start="4963" w:hanging="283"/>
-      </w:pPr>
-      <w:rPr>
-        <w:rFonts w:ascii="Symbol" w:hAnsi="Symbol" w:cs="Symbol" w:hint="default"/>
-      </w:rPr>
-    </w:lvl>
-    <w:lvl w:ilvl="7">
-      <w:start w:val="1"/>
-      <w:numFmt w:val="bullet"/>
-      <w:lvlText w:val=""/>
-      <w:lvlJc w:val="start"/>
-      <w:pPr>
-        <w:tabs>
-          <w:tab w:val="num" w:pos="5672"/>
-        </w:tabs>
-        <w:ind w:start="5672" w:hanging="283"/>
-      </w:pPr>
-      <w:rPr>
-        <w:rFonts w:ascii="Symbol" w:hAnsi="Symbol" w:cs="Symbol" w:hint="default"/>
-      </w:rPr>
-    </w:lvl>
-    <w:lvl w:ilvl="8">
-      <w:start w:val="1"/>
-      <w:numFmt w:val="bullet"/>
-      <w:lvlText w:val=""/>
-      <w:lvlJc w:val="start"/>
-      <w:pPr>
-        <w:tabs>
-          <w:tab w:val="num" w:pos="6381"/>
-        </w:tabs>
-        <w:ind w:start="6381" w:hanging="283"/>
-      </w:pPr>
-      <w:rPr>
-        <w:rFonts w:ascii="Symbol" w:hAnsi="Symbol" w:cs="Symbol" w:hint="default"/>
-      </w:rPr>
-    </w:lvl>
-  </w:abstractNum>
-  <w:abstractNum w:abstractNumId="4">
-    <w:lvl w:ilvl="0">
-      <w:start w:val="1"/>
       <w:numFmt w:val="none"/>
       <w:suff w:val="nothing"/>
       <w:lvlText w:val=""/>
@@ -2746,12 +2542,6 @@
   </w:num>
   <w:num w:numId="2">
     <w:abstractNumId w:val="2"/>
-  </w:num>
-  <w:num w:numId="3">
-    <w:abstractNumId w:val="3"/>
-  </w:num>
-  <w:num w:numId="4">
-    <w:abstractNumId w:val="4"/>
   </w:num>
 </w:numbering>
 </file>
@@ -2851,8 +2641,8 @@
       <w:u w:val="single"/>
     </w:rPr>
   </w:style>
-  <w:style w:type="character" w:styleId="Bulletsuser">
-    <w:name w:val="Bullets (user)"/>
+  <w:style w:type="character" w:styleId="Bullets">
+    <w:name w:val="Bullets"/>
     <w:qFormat/>
     <w:rPr>
       <w:rFonts w:ascii="OpenSymbol" w:hAnsi="OpenSymbol" w:eastAsia="OpenSymbol" w:cs="OpenSymbol"/>
@@ -2936,8 +2726,8 @@
       <w:rFonts w:cs="Lohit Devanagari"/>
     </w:rPr>
   </w:style>
-  <w:style w:type="paragraph" w:styleId="BlockQuotationuser">
-    <w:name w:val="Block Quotation (user)"/>
+  <w:style w:type="paragraph" w:styleId="BlockQuotation">
+    <w:name w:val="Block Quotation"/>
     <w:basedOn w:val="Normal"/>
     <w:qFormat/>
     <w:pPr>

--- a/res/SIO2PC_Build_Instructions.docx
+++ b/res/SIO2PC_Build_Instructions.docx
@@ -107,23 +107,7 @@
           <w:kern w:val="0"/>
           <w14:ligatures w14:val="none"/>
         </w:rPr>
-        <w:t xml:space="preserve"> </w:t>
-      </w:r>
-      <w:r>
-        <w:rPr>
-          <w:rFonts w:eastAsia="Times New Roman" w:cs="Arial" w:ascii="Arial" w:hAnsi="Arial"/>
-          <w:kern w:val="0"/>
-          <w14:ligatures w14:val="none"/>
-        </w:rPr>
-        <w:t>March</w:t>
-      </w:r>
-      <w:r>
-        <w:rPr>
-          <w:rFonts w:eastAsia="Times New Roman" w:cs="Arial" w:ascii="Arial" w:hAnsi="Arial"/>
-          <w:kern w:val="0"/>
-          <w14:ligatures w14:val="none"/>
-        </w:rPr>
-        <w:t xml:space="preserve"> 2026</w:t>
+        <w:t xml:space="preserve"> March 2026</w:t>
       </w:r>
     </w:p>
     <w:p>
@@ -255,7 +239,7 @@
     </w:p>
     <w:p>
       <w:pPr>
-        <w:pStyle w:val="BlockQuotation"/>
+        <w:pStyle w:val="BlockQuotationuser"/>
         <w:bidi w:val="0"/>
         <w:spacing w:lineRule="auto" w:line="274" w:before="0" w:after="283"/>
         <w:ind w:hanging="0" w:start="567" w:end="567"/>
@@ -1111,16 +1095,7 @@
           <w:sz w:val="32"/>
           <w:szCs w:val="32"/>
         </w:rPr>
-        <w:t xml:space="preserve">3. Build Option B: FTDI FT232RL Chipset – </w:t>
-      </w:r>
-      <w:r>
-        <w:rPr>
-          <w:rFonts w:ascii="Google Sans Text;sans-serif" w:hAnsi="Google Sans Text;sans-serif"/>
-          <w:b/>
-          <w:sz w:val="32"/>
-          <w:szCs w:val="32"/>
-        </w:rPr>
-        <w:t xml:space="preserve">850 R: </w:t>
+        <w:t xml:space="preserve">3. Build Option B: FTDI FT232RL Chipset – 850 R: </w:t>
       </w:r>
     </w:p>
     <w:p>
@@ -1151,13 +1126,7 @@
         <w:rPr>
           <w:rFonts w:ascii="Google Sans Text;sans-serif" w:hAnsi="Google Sans Text;sans-serif"/>
         </w:rPr>
-        <w:t xml:space="preserve"> software </w:t>
-      </w:r>
-      <w:r>
-        <w:rPr>
-          <w:rFonts w:ascii="Google Sans Text;sans-serif" w:hAnsi="Google Sans Text;sans-serif"/>
-        </w:rPr>
-        <w:t>and supports software 850 R: emulation within AspeQt-2K26.</w:t>
+        <w:t xml:space="preserve"> software and supports software 850 R: emulation within AspeQt-2K26.</w:t>
       </w:r>
     </w:p>
     <w:p>
@@ -2264,6 +2233,474 @@
           <w:szCs w:val="24"/>
         </w:rPr>
         <w:t>OS Compatibility: The FT232RL chipset generally has better driver support across modern macOS and Linux versions.</w:t>
+      </w:r>
+    </w:p>
+    <w:p>
+      <w:pPr>
+        <w:pStyle w:val="BodyText"/>
+        <w:bidi w:val="0"/>
+        <w:spacing w:lineRule="auto" w:line="274" w:before="0" w:after="120"/>
+        <w:ind w:hanging="0" w:start="0" w:end="0"/>
+        <w:jc w:val="start"/>
+        <w:rPr>
+          <w:rFonts w:ascii="Google Sans Text;sans-serif" w:hAnsi="Google Sans Text;sans-serif"/>
+          <w:b w:val="false"/>
+          <w:bCs w:val="false"/>
+          <w:sz w:val="24"/>
+          <w:szCs w:val="24"/>
+        </w:rPr>
+      </w:pPr>
+      <w:r>
+        <w:rPr>
+          <w:rFonts w:ascii="Google Sans Text;sans-serif" w:hAnsi="Google Sans Text;sans-serif"/>
+          <w:b w:val="false"/>
+          <w:bCs w:val="false"/>
+          <w:sz w:val="24"/>
+          <w:szCs w:val="24"/>
+        </w:rPr>
+      </w:r>
+    </w:p>
+    <w:p>
+      <w:pPr>
+        <w:pStyle w:val="BodyText"/>
+        <w:bidi w:val="0"/>
+        <w:spacing w:lineRule="auto" w:line="274" w:before="0" w:after="120"/>
+        <w:ind w:hanging="0" w:start="0" w:end="0"/>
+        <w:jc w:val="start"/>
+        <w:rPr>
+          <w:rFonts w:ascii="Google Sans Text;sans-serif" w:hAnsi="Google Sans Text;sans-serif"/>
+          <w:b w:val="false"/>
+          <w:bCs w:val="false"/>
+          <w:sz w:val="24"/>
+          <w:szCs w:val="24"/>
+        </w:rPr>
+      </w:pPr>
+      <w:r>
+        <w:rPr>
+          <w:rFonts w:ascii="Google Sans Text;sans-serif" w:hAnsi="Google Sans Text;sans-serif"/>
+          <w:b w:val="false"/>
+          <w:bCs w:val="false"/>
+          <w:sz w:val="24"/>
+          <w:szCs w:val="24"/>
+        </w:rPr>
+      </w:r>
+    </w:p>
+    <w:p>
+      <w:pPr>
+        <w:pStyle w:val="BodyText"/>
+        <w:bidi w:val="0"/>
+        <w:spacing w:lineRule="auto" w:line="274" w:before="0" w:after="120"/>
+        <w:ind w:hanging="0" w:start="0" w:end="0"/>
+        <w:jc w:val="start"/>
+        <w:rPr>
+          <w:rFonts w:ascii="Google Sans Text;sans-serif" w:hAnsi="Google Sans Text;sans-serif"/>
+          <w:b/>
+          <w:bCs/>
+          <w:sz w:val="28"/>
+          <w:szCs w:val="28"/>
+        </w:rPr>
+      </w:pPr>
+      <w:r>
+        <w:rPr>
+          <w:rFonts w:ascii="Google Sans Text;sans-serif" w:hAnsi="Google Sans Text;sans-serif"/>
+          <w:b/>
+          <w:bCs/>
+          <w:sz w:val="28"/>
+          <w:szCs w:val="28"/>
+        </w:rPr>
+        <w:t>OS Performance &amp; Success Rates (R: Device Emulation)</w:t>
+      </w:r>
+    </w:p>
+    <w:p>
+      <w:pPr>
+        <w:pStyle w:val="BodyText"/>
+        <w:bidi w:val="0"/>
+        <w:spacing w:lineRule="auto" w:line="274" w:before="0" w:after="120"/>
+        <w:ind w:hanging="0" w:start="0" w:end="0"/>
+        <w:jc w:val="start"/>
+        <w:rPr>
+          <w:rFonts w:ascii="Google Sans Text;sans-serif" w:hAnsi="Google Sans Text;sans-serif"/>
+          <w:b/>
+          <w:bCs/>
+          <w:sz w:val="28"/>
+          <w:szCs w:val="28"/>
+        </w:rPr>
+      </w:pPr>
+      <w:r>
+        <w:rPr>
+          <w:rFonts w:ascii="Google Sans Text;sans-serif" w:hAnsi="Google Sans Text;sans-serif"/>
+          <w:b/>
+          <w:bCs/>
+          <w:sz w:val="28"/>
+          <w:szCs w:val="28"/>
+        </w:rPr>
+      </w:r>
+    </w:p>
+    <w:p>
+      <w:pPr>
+        <w:pStyle w:val="BodyText"/>
+        <w:bidi w:val="0"/>
+        <w:spacing w:lineRule="auto" w:line="274" w:before="0" w:after="120"/>
+        <w:ind w:hanging="0" w:start="0" w:end="0"/>
+        <w:jc w:val="start"/>
+        <w:rPr>
+          <w:rFonts w:ascii="Google Sans Text;sans-serif" w:hAnsi="Google Sans Text;sans-serif"/>
+          <w:b w:val="false"/>
+          <w:bCs w:val="false"/>
+          <w:sz w:val="24"/>
+          <w:szCs w:val="24"/>
+        </w:rPr>
+      </w:pPr>
+      <w:r>
+        <w:rPr>
+          <w:rFonts w:ascii="Google Sans Text;sans-serif" w:hAnsi="Google Sans Text;sans-serif"/>
+          <w:b w:val="false"/>
+          <w:bCs w:val="false"/>
+          <w:sz w:val="24"/>
+          <w:szCs w:val="24"/>
+        </w:rPr>
+        <w:t>When using the virtual modem, entering SIO stream mode is 100% reliable across all hardware and platforms. However, because modern USB stacks buffer serial data, exiting SIO stream mode (such as dropping out of a terminal program like Ice-T back to DOS, or updating baud rates) is highly susceptible to latency timeouts.</w:t>
+      </w:r>
+    </w:p>
+    <w:p>
+      <w:pPr>
+        <w:pStyle w:val="BodyText"/>
+        <w:bidi w:val="0"/>
+        <w:spacing w:lineRule="auto" w:line="274" w:before="0" w:after="120"/>
+        <w:ind w:hanging="0" w:start="0" w:end="0"/>
+        <w:jc w:val="start"/>
+        <w:rPr>
+          <w:rFonts w:ascii="Google Sans Text;sans-serif" w:hAnsi="Google Sans Text;sans-serif"/>
+          <w:b w:val="false"/>
+          <w:bCs w:val="false"/>
+          <w:sz w:val="24"/>
+          <w:szCs w:val="24"/>
+        </w:rPr>
+      </w:pPr>
+      <w:r>
+        <w:rPr>
+          <w:rFonts w:ascii="Google Sans Text;sans-serif" w:hAnsi="Google Sans Text;sans-serif"/>
+          <w:b w:val="false"/>
+          <w:bCs w:val="false"/>
+          <w:sz w:val="24"/>
+          <w:szCs w:val="24"/>
+        </w:rPr>
+      </w:r>
+    </w:p>
+    <w:p>
+      <w:pPr>
+        <w:pStyle w:val="BodyText"/>
+        <w:bidi w:val="0"/>
+        <w:spacing w:lineRule="auto" w:line="274" w:before="0" w:after="120"/>
+        <w:ind w:hanging="0" w:start="0" w:end="0"/>
+        <w:jc w:val="start"/>
+        <w:rPr>
+          <w:rFonts w:ascii="Google Sans Text;sans-serif" w:hAnsi="Google Sans Text;sans-serif"/>
+          <w:b w:val="false"/>
+          <w:bCs w:val="false"/>
+          <w:sz w:val="24"/>
+          <w:szCs w:val="24"/>
+        </w:rPr>
+      </w:pPr>
+      <w:r>
+        <w:rPr>
+          <w:rFonts w:ascii="Google Sans Text;sans-serif" w:hAnsi="Google Sans Text;sans-serif"/>
+          <w:b w:val="false"/>
+          <w:bCs w:val="false"/>
+          <w:sz w:val="24"/>
+          <w:szCs w:val="24"/>
+        </w:rPr>
+        <w:t xml:space="preserve">Depending on your host operating system, expect the following stability levels when </w:t>
+      </w:r>
+      <w:r>
+        <w:rPr>
+          <w:rFonts w:ascii="Google Sans Text;sans-serif" w:hAnsi="Google Sans Text;sans-serif"/>
+          <w:b/>
+          <w:bCs/>
+          <w:sz w:val="24"/>
+          <w:szCs w:val="24"/>
+        </w:rPr>
+        <w:t>exiting stream mode</w:t>
+      </w:r>
+      <w:r>
+        <w:rPr>
+          <w:rFonts w:ascii="Google Sans Text;sans-serif" w:hAnsi="Google Sans Text;sans-serif"/>
+          <w:b w:val="false"/>
+          <w:bCs w:val="false"/>
+          <w:sz w:val="24"/>
+          <w:szCs w:val="24"/>
+        </w:rPr>
+        <w:t>:</w:t>
+      </w:r>
+    </w:p>
+    <w:p>
+      <w:pPr>
+        <w:pStyle w:val="BodyText"/>
+        <w:bidi w:val="0"/>
+        <w:spacing w:lineRule="auto" w:line="274" w:before="0" w:after="120"/>
+        <w:ind w:hanging="0" w:start="0" w:end="0"/>
+        <w:jc w:val="start"/>
+        <w:rPr>
+          <w:rFonts w:ascii="Google Sans Text;sans-serif" w:hAnsi="Google Sans Text;sans-serif"/>
+          <w:b w:val="false"/>
+          <w:bCs w:val="false"/>
+          <w:sz w:val="24"/>
+          <w:szCs w:val="24"/>
+        </w:rPr>
+      </w:pPr>
+      <w:r>
+        <w:rPr>
+          <w:rFonts w:ascii="Google Sans Text;sans-serif" w:hAnsi="Google Sans Text;sans-serif"/>
+          <w:b w:val="false"/>
+          <w:bCs w:val="false"/>
+          <w:sz w:val="24"/>
+          <w:szCs w:val="24"/>
+        </w:rPr>
+      </w:r>
+    </w:p>
+    <w:p>
+      <w:pPr>
+        <w:pStyle w:val="BodyText"/>
+        <w:bidi w:val="0"/>
+        <w:spacing w:lineRule="auto" w:line="274" w:before="0" w:after="120"/>
+        <w:ind w:hanging="0" w:start="0" w:end="0"/>
+        <w:jc w:val="start"/>
+        <w:rPr>
+          <w:rFonts w:ascii="Google Sans Text;sans-serif" w:hAnsi="Google Sans Text;sans-serif"/>
+          <w:b w:val="false"/>
+          <w:bCs w:val="false"/>
+          <w:sz w:val="24"/>
+          <w:szCs w:val="24"/>
+        </w:rPr>
+      </w:pPr>
+      <w:r>
+        <w:rPr>
+          <w:rFonts w:ascii="Google Sans Text;sans-serif" w:hAnsi="Google Sans Text;sans-serif"/>
+          <w:b/>
+          <w:bCs/>
+          <w:sz w:val="24"/>
+          <w:szCs w:val="24"/>
+        </w:rPr>
+        <w:t>Raspberry Pi (Direct UART)</w:t>
+      </w:r>
+      <w:r>
+        <w:rPr>
+          <w:rFonts w:ascii="Google Sans Text;sans-serif" w:hAnsi="Google Sans Text;sans-serif"/>
+          <w:b w:val="false"/>
+          <w:bCs w:val="false"/>
+          <w:sz w:val="24"/>
+          <w:szCs w:val="24"/>
+        </w:rPr>
+        <w:t>: 100% Success (The Gold Standard - Zero USB latency).</w:t>
+      </w:r>
+    </w:p>
+    <w:p>
+      <w:pPr>
+        <w:pStyle w:val="BodyText"/>
+        <w:bidi w:val="0"/>
+        <w:spacing w:lineRule="auto" w:line="274" w:before="0" w:after="120"/>
+        <w:ind w:hanging="0" w:start="0" w:end="0"/>
+        <w:jc w:val="start"/>
+        <w:rPr>
+          <w:rFonts w:ascii="Google Sans Text;sans-serif" w:hAnsi="Google Sans Text;sans-serif"/>
+          <w:b w:val="false"/>
+          <w:bCs w:val="false"/>
+          <w:sz w:val="24"/>
+          <w:szCs w:val="24"/>
+        </w:rPr>
+      </w:pPr>
+      <w:r>
+        <w:rPr>
+          <w:rFonts w:ascii="Google Sans Text;sans-serif" w:hAnsi="Google Sans Text;sans-serif"/>
+          <w:b/>
+          <w:bCs/>
+          <w:sz w:val="24"/>
+          <w:szCs w:val="24"/>
+        </w:rPr>
+        <w:t xml:space="preserve">Debian / Linux (FT232): </w:t>
+      </w:r>
+      <w:r>
+        <w:rPr>
+          <w:rFonts w:ascii="Google Sans Text;sans-serif" w:hAnsi="Google Sans Text;sans-serif"/>
+          <w:b w:val="false"/>
+          <w:bCs w:val="false"/>
+          <w:sz w:val="24"/>
+          <w:szCs w:val="24"/>
+        </w:rPr>
+        <w:t>~9</w:t>
+      </w:r>
+      <w:r>
+        <w:rPr>
+          <w:rFonts w:ascii="Google Sans Text;sans-serif" w:hAnsi="Google Sans Text;sans-serif"/>
+          <w:b w:val="false"/>
+          <w:bCs w:val="false"/>
+          <w:sz w:val="24"/>
+          <w:szCs w:val="24"/>
+        </w:rPr>
+        <w:t>5</w:t>
+      </w:r>
+      <w:r>
+        <w:rPr>
+          <w:rFonts w:ascii="Google Sans Text;sans-serif" w:hAnsi="Google Sans Text;sans-serif"/>
+          <w:b w:val="false"/>
+          <w:bCs w:val="false"/>
+          <w:sz w:val="24"/>
+          <w:szCs w:val="24"/>
+        </w:rPr>
+        <w:t>% Success (Very stable, minor occasional timeouts).</w:t>
+      </w:r>
+    </w:p>
+    <w:p>
+      <w:pPr>
+        <w:pStyle w:val="BodyText"/>
+        <w:bidi w:val="0"/>
+        <w:spacing w:lineRule="auto" w:line="274" w:before="0" w:after="120"/>
+        <w:ind w:hanging="0" w:start="0" w:end="0"/>
+        <w:jc w:val="start"/>
+        <w:rPr>
+          <w:rFonts w:ascii="Google Sans Text;sans-serif" w:hAnsi="Google Sans Text;sans-serif"/>
+          <w:b w:val="false"/>
+          <w:bCs w:val="false"/>
+          <w:sz w:val="24"/>
+          <w:szCs w:val="24"/>
+        </w:rPr>
+      </w:pPr>
+      <w:r>
+        <w:rPr>
+          <w:rFonts w:ascii="Google Sans Text;sans-serif" w:hAnsi="Google Sans Text;sans-serif"/>
+          <w:b/>
+          <w:bCs/>
+          <w:sz w:val="24"/>
+          <w:szCs w:val="24"/>
+        </w:rPr>
+        <w:t>macOS (FT232):</w:t>
+      </w:r>
+      <w:r>
+        <w:rPr>
+          <w:rFonts w:ascii="Google Sans Text;sans-serif" w:hAnsi="Google Sans Text;sans-serif"/>
+          <w:b w:val="false"/>
+          <w:bCs w:val="false"/>
+          <w:sz w:val="24"/>
+          <w:szCs w:val="24"/>
+        </w:rPr>
+        <w:t xml:space="preserve"> ~75% Success (Occasional timeouts).</w:t>
+      </w:r>
+    </w:p>
+    <w:p>
+      <w:pPr>
+        <w:pStyle w:val="BodyText"/>
+        <w:bidi w:val="0"/>
+        <w:spacing w:lineRule="auto" w:line="274" w:before="0" w:after="120"/>
+        <w:ind w:hanging="0" w:start="0" w:end="0"/>
+        <w:jc w:val="start"/>
+        <w:rPr>
+          <w:rFonts w:ascii="Google Sans Text;sans-serif" w:hAnsi="Google Sans Text;sans-serif"/>
+          <w:b w:val="false"/>
+          <w:bCs w:val="false"/>
+          <w:sz w:val="24"/>
+          <w:szCs w:val="24"/>
+        </w:rPr>
+      </w:pPr>
+      <w:r>
+        <w:rPr>
+          <w:rFonts w:ascii="Google Sans Text;sans-serif" w:hAnsi="Google Sans Text;sans-serif"/>
+          <w:b/>
+          <w:bCs/>
+          <w:sz w:val="24"/>
+          <w:szCs w:val="24"/>
+        </w:rPr>
+        <w:t>Windows (FT232):</w:t>
+      </w:r>
+      <w:r>
+        <w:rPr>
+          <w:rFonts w:ascii="Google Sans Text;sans-serif" w:hAnsi="Google Sans Text;sans-serif"/>
+          <w:b w:val="false"/>
+          <w:bCs w:val="false"/>
+          <w:sz w:val="24"/>
+          <w:szCs w:val="24"/>
+        </w:rPr>
+        <w:t xml:space="preserve"> ~4</w:t>
+      </w:r>
+      <w:r>
+        <w:rPr>
+          <w:rFonts w:ascii="Google Sans Text;sans-serif" w:hAnsi="Google Sans Text;sans-serif"/>
+          <w:b w:val="false"/>
+          <w:bCs w:val="false"/>
+          <w:sz w:val="24"/>
+          <w:szCs w:val="24"/>
+        </w:rPr>
+        <w:t>5</w:t>
+      </w:r>
+      <w:r>
+        <w:rPr>
+          <w:rFonts w:ascii="Google Sans Text;sans-serif" w:hAnsi="Google Sans Text;sans-serif"/>
+          <w:b w:val="false"/>
+          <w:bCs w:val="false"/>
+          <w:sz w:val="24"/>
+          <w:szCs w:val="24"/>
+        </w:rPr>
+        <w:t>% Success (Frequent timeouts due to OS-level USB polling delays).</w:t>
+      </w:r>
+    </w:p>
+    <w:p>
+      <w:pPr>
+        <w:pStyle w:val="BodyText"/>
+        <w:bidi w:val="0"/>
+        <w:spacing w:lineRule="auto" w:line="274" w:before="0" w:after="120"/>
+        <w:ind w:hanging="0" w:start="0" w:end="0"/>
+        <w:jc w:val="start"/>
+        <w:rPr>
+          <w:rFonts w:ascii="Google Sans Text;sans-serif" w:hAnsi="Google Sans Text;sans-serif"/>
+          <w:b w:val="false"/>
+          <w:bCs w:val="false"/>
+          <w:sz w:val="24"/>
+          <w:szCs w:val="24"/>
+        </w:rPr>
+      </w:pPr>
+      <w:r>
+        <w:rPr>
+          <w:rFonts w:ascii="Google Sans Text;sans-serif" w:hAnsi="Google Sans Text;sans-serif"/>
+          <w:b w:val="false"/>
+          <w:bCs w:val="false"/>
+          <w:sz w:val="24"/>
+          <w:szCs w:val="24"/>
+        </w:rPr>
+      </w:r>
+    </w:p>
+    <w:p>
+      <w:pPr>
+        <w:pStyle w:val="BodyText"/>
+        <w:bidi w:val="0"/>
+        <w:spacing w:lineRule="auto" w:line="274" w:before="0" w:after="120"/>
+        <w:ind w:hanging="0" w:start="0" w:end="0"/>
+        <w:jc w:val="start"/>
+        <w:rPr>
+          <w:rFonts w:ascii="Google Sans Text;sans-serif" w:hAnsi="Google Sans Text;sans-serif"/>
+          <w:b w:val="false"/>
+          <w:bCs w:val="false"/>
+          <w:sz w:val="24"/>
+          <w:szCs w:val="24"/>
+        </w:rPr>
+      </w:pPr>
+      <w:r>
+        <w:rPr>
+          <w:rFonts w:ascii="Google Sans Text;sans-serif" w:hAnsi="Google Sans Text;sans-serif"/>
+          <w:b/>
+          <w:bCs/>
+          <w:sz w:val="24"/>
+          <w:szCs w:val="24"/>
+        </w:rPr>
+        <w:t>Windows Troubleshooting Tip</w:t>
+      </w:r>
+      <w:r>
+        <w:rPr>
+          <w:rFonts w:ascii="Google Sans Text;sans-serif" w:hAnsi="Google Sans Text;sans-serif"/>
+          <w:b w:val="false"/>
+          <w:bCs w:val="false"/>
+          <w:sz w:val="24"/>
+          <w:szCs w:val="24"/>
+        </w:rPr>
+        <w:t>: The official Windows FTDI driver defaults to a 16ms Latency Timer, which causes the frequent timeouts mentioned above. To dramatically improve stability on Windows: Open Device Manager -&gt; Ports (COM &amp; LPT) -&gt; Right-click your USB Serial Port -&gt; Properties -&gt; Port Settings tab -&gt; Advanced -&gt; Change "Latency Timer (msec)" from 16 to 1.</w:t>
       </w:r>
     </w:p>
     <w:sectPr>
@@ -2641,8 +3078,8 @@
       <w:u w:val="single"/>
     </w:rPr>
   </w:style>
-  <w:style w:type="character" w:styleId="Bullets">
-    <w:name w:val="Bullets"/>
+  <w:style w:type="character" w:styleId="Bulletsuser">
+    <w:name w:val="Bullets (user)"/>
     <w:qFormat/>
     <w:rPr>
       <w:rFonts w:ascii="OpenSymbol" w:hAnsi="OpenSymbol" w:eastAsia="OpenSymbol" w:cs="OpenSymbol"/>
@@ -2726,8 +3163,8 @@
       <w:rFonts w:cs="Lohit Devanagari"/>
     </w:rPr>
   </w:style>
-  <w:style w:type="paragraph" w:styleId="BlockQuotation">
-    <w:name w:val="Block Quotation"/>
+  <w:style w:type="paragraph" w:styleId="BlockQuotationuser">
+    <w:name w:val="Block Quotation (user)"/>
     <w:basedOn w:val="Normal"/>
     <w:qFormat/>
     <w:pPr>
